--- a/svoyo-delo/대본/1부/04화_Olga.docx
+++ b/svoyo-delo/대본/1부/04화_Olga.docx
@@ -77,7 +77,7 @@
         <w:t xml:space="preserve"> </w:t>
       </w:r>
       <w:r>
-        <w:t xml:space="preserve">- 규칙: 지문 없음. 전 화 100% 「화자명: 대사」. 1턴 15단어 이내 + 긴 턴 10~15회(25~35단어). 문법 초점: 부정 생격(ни одной продажи, ни одного шприца), без + 생격, 비교(хуже закрытой компании), если + 미래.</w:t>
+        <w:t xml:space="preserve">- 규칙: 지문 없음. 전 화 100% 「화자명: 대사」. 1턴 20단어 이내 + 긴 턴 10~15회(30~50단어). 문법 초점: 부정 생격(ни одной продажи, ни одного шприца), без + 생격, 비교(хуже закрытой компании), если + 미래.</w:t>
       </w:r>
       <w:r>
         <w:t xml:space="preserve"> </w:t>
@@ -317,119 +317,119 @@
         <w:pStyle w:val="FirstParagraph"/>
       </w:pPr>
       <w:r>
-        <w:t xml:space="preserve">OLGA: Миронова. Слушаю. У вас две минуты, у меня совещание.</w:t>
-      </w:r>
-    </w:p>
-    <w:p>
-      <w:pPr>
-        <w:pStyle w:val="BodyText"/>
-      </w:pPr>
-      <w:r>
-        <w:t xml:space="preserve">ALEKSEY: Ольга Петровна, здравствуйте. Меня зовут Алексей Воронцов. Ваш телефон мне дала Ирина Белова.</w:t>
-      </w:r>
-    </w:p>
-    <w:p>
-      <w:pPr>
-        <w:pStyle w:val="BodyText"/>
-      </w:pPr>
-      <w:r>
-        <w:t xml:space="preserve">OLGA: Белова. Аудитор. Которая нашла мою ошибку. Она жива?</w:t>
-      </w:r>
-    </w:p>
-    <w:p>
-      <w:pPr>
-        <w:pStyle w:val="BodyText"/>
-      </w:pPr>
-      <w:r>
-        <w:t xml:space="preserve">ALEKSEY: Жива. Передаёт привет.</w:t>
-      </w:r>
-    </w:p>
-    <w:p>
-      <w:pPr>
-        <w:pStyle w:val="BodyText"/>
-      </w:pPr>
-      <w:r>
-        <w:t xml:space="preserve">OLGA: Не передаёт. Она не передаёт приветы. Она передаёт замечания. Что вам нужно?</w:t>
-      </w:r>
-    </w:p>
-    <w:p>
-      <w:pPr>
-        <w:pStyle w:val="BodyText"/>
-      </w:pPr>
-      <w:r>
-        <w:t xml:space="preserve">ALEKSEY: Я хочу зарегистрировать в России корейский филлер. И мне нужен человек, который знает, как.</w:t>
-      </w:r>
-    </w:p>
-    <w:p>
-      <w:pPr>
-        <w:pStyle w:val="BodyText"/>
-      </w:pPr>
-      <w:r>
-        <w:t xml:space="preserve">OLGA: Филлер. Гиалуроновая кислота. Медицинское изделие, а не лекарство. Вы это знаете?</w:t>
-      </w:r>
-    </w:p>
-    <w:p>
-      <w:pPr>
-        <w:pStyle w:val="BodyText"/>
-      </w:pPr>
-      <w:r>
-        <w:t xml:space="preserve">ALEKSEY: Знаю. Поэтому и звоню вам, а не в агентство.</w:t>
-      </w:r>
-    </w:p>
-    <w:p>
-      <w:pPr>
-        <w:pStyle w:val="BodyText"/>
-      </w:pPr>
-      <w:r>
-        <w:t xml:space="preserve">OLGA: Я регистрирую лекарства. Двадцать лет. Изделия — это другая служба и другие правила.</w:t>
-      </w:r>
-    </w:p>
-    <w:p>
-      <w:pPr>
-        <w:pStyle w:val="BodyText"/>
-      </w:pPr>
-      <w:r>
-        <w:t xml:space="preserve">ALEKSEY: Но тот же Росздравнадзор и те же эксперты.</w:t>
-      </w:r>
-    </w:p>
-    <w:p>
-      <w:pPr>
-        <w:pStyle w:val="BodyText"/>
-      </w:pPr>
-      <w:r>
-        <w:t xml:space="preserve">OLGA: Не те же, но знакомые. Ладно. Вы меня заинтересовали на тридцать секунд.</w:t>
-      </w:r>
-    </w:p>
-    <w:p>
-      <w:pPr>
-        <w:pStyle w:val="BodyText"/>
-      </w:pPr>
-      <w:r>
-        <w:t xml:space="preserve">ALEKSEY: Можно встретиться? Сегодня? Я приеду, куда скажете.</w:t>
-      </w:r>
-    </w:p>
-    <w:p>
-      <w:pPr>
-        <w:pStyle w:val="BodyText"/>
-      </w:pPr>
-      <w:r>
-        <w:t xml:space="preserve">OLGA: Столовая у Павелецкой. В час. Я ем двадцать минут. Потом курю десять.</w:t>
-      </w:r>
-    </w:p>
-    <w:p>
-      <w:pPr>
-        <w:pStyle w:val="BodyText"/>
-      </w:pPr>
-      <w:r>
-        <w:t xml:space="preserve">ALEKSEY: Значит, у меня тридцать минут.</w:t>
-      </w:r>
-    </w:p>
-    <w:p>
-      <w:pPr>
-        <w:pStyle w:val="BodyText"/>
-      </w:pPr>
-      <w:r>
-        <w:t xml:space="preserve">OLGA: Двадцать. Когда я курю, я не разговариваю с незнакомыми. До свидания.</w:t>
+        <w:t xml:space="preserve">OLGA: Миронова, слушаю. У вас две минуты, потому что у меня совещание.</w:t>
+      </w:r>
+    </w:p>
+    <w:p>
+      <w:pPr>
+        <w:pStyle w:val="BodyText"/>
+      </w:pPr>
+      <w:r>
+        <w:t xml:space="preserve">ALEKSEY: Ольга Петровна, здравствуйте. Меня зовут Алексей Воронцов, ваш телефон мне дала Ирина Белова.</w:t>
+      </w:r>
+    </w:p>
+    <w:p>
+      <w:pPr>
+        <w:pStyle w:val="BodyText"/>
+      </w:pPr>
+      <w:r>
+        <w:t xml:space="preserve">OLGA: Белова, аудитор, которая нашла мою ошибку. Она ещё жива?</w:t>
+      </w:r>
+    </w:p>
+    <w:p>
+      <w:pPr>
+        <w:pStyle w:val="BodyText"/>
+      </w:pPr>
+      <w:r>
+        <w:t xml:space="preserve">ALEKSEY: Жива и здорова. Она передаёт вам привет.</w:t>
+      </w:r>
+    </w:p>
+    <w:p>
+      <w:pPr>
+        <w:pStyle w:val="BodyText"/>
+      </w:pPr>
+      <w:r>
+        <w:t xml:space="preserve">OLGA: Не передаёт. Она не передаёт приветы, она передаёт замечания. Что вам нужно?</w:t>
+      </w:r>
+    </w:p>
+    <w:p>
+      <w:pPr>
+        <w:pStyle w:val="BodyText"/>
+      </w:pPr>
+      <w:r>
+        <w:t xml:space="preserve">ALEKSEY: Я хочу зарегистрировать в России корейский филлер, и мне нужен человек, который знает, как это сделать.</w:t>
+      </w:r>
+    </w:p>
+    <w:p>
+      <w:pPr>
+        <w:pStyle w:val="BodyText"/>
+      </w:pPr>
+      <w:r>
+        <w:t xml:space="preserve">OLGA: Филлер — это гиалуроновая кислота, то есть медицинское изделие, а не лекарство. Вы это знаете?</w:t>
+      </w:r>
+    </w:p>
+    <w:p>
+      <w:pPr>
+        <w:pStyle w:val="BodyText"/>
+      </w:pPr>
+      <w:r>
+        <w:t xml:space="preserve">ALEKSEY: Знаю. Поэтому я и звоню вам, а не в агентство.</w:t>
+      </w:r>
+    </w:p>
+    <w:p>
+      <w:pPr>
+        <w:pStyle w:val="BodyText"/>
+      </w:pPr>
+      <w:r>
+        <w:t xml:space="preserve">OLGA: Я регистрирую лекарства уже двадцать лет. Изделия — это другая служба и другие правила.</w:t>
+      </w:r>
+    </w:p>
+    <w:p>
+      <w:pPr>
+        <w:pStyle w:val="BodyText"/>
+      </w:pPr>
+      <w:r>
+        <w:t xml:space="preserve">ALEKSEY: Но там тот же Росздравнадзор и те же эксперты, разве нет?</w:t>
+      </w:r>
+    </w:p>
+    <w:p>
+      <w:pPr>
+        <w:pStyle w:val="BodyText"/>
+      </w:pPr>
+      <w:r>
+        <w:t xml:space="preserve">OLGA: Не те же, но знакомые. Ладно, вы меня заинтересовали секунд на тридцать.</w:t>
+      </w:r>
+    </w:p>
+    <w:p>
+      <w:pPr>
+        <w:pStyle w:val="BodyText"/>
+      </w:pPr>
+      <w:r>
+        <w:t xml:space="preserve">ALEKSEY: Можно нам встретиться? Может быть, сегодня? Я приеду, куда вы скажете.</w:t>
+      </w:r>
+    </w:p>
+    <w:p>
+      <w:pPr>
+        <w:pStyle w:val="BodyText"/>
+      </w:pPr>
+      <w:r>
+        <w:t xml:space="preserve">OLGA: Столовая у Павелецкой, в час. Я ем двадцать минут, а потом десять минут курю.</w:t>
+      </w:r>
+    </w:p>
+    <w:p>
+      <w:pPr>
+        <w:pStyle w:val="BodyText"/>
+      </w:pPr>
+      <w:r>
+        <w:t xml:space="preserve">ALEKSEY: Значит, у меня будет тридцать минут на разговор.</w:t>
+      </w:r>
+    </w:p>
+    <w:p>
+      <w:pPr>
+        <w:pStyle w:val="BodyText"/>
+      </w:pPr>
+      <w:r>
+        <w:t xml:space="preserve">OLGA: Двадцать, потому что когда я курю, я не разговариваю с незнакомыми. До свидания.</w:t>
       </w:r>
     </w:p>
     <w:bookmarkEnd w:id="21"/>
@@ -447,119 +447,119 @@
         <w:pStyle w:val="FirstParagraph"/>
       </w:pPr>
       <w:r>
-        <w:t xml:space="preserve">KASSIR: Следующий! Первое, второе, компот?</w:t>
-      </w:r>
-    </w:p>
-    <w:p>
-      <w:pPr>
-        <w:pStyle w:val="BodyText"/>
-      </w:pPr>
-      <w:r>
-        <w:t xml:space="preserve">OLGA: Борщ, котлету, компот. И ему то же самое. Он платит.</w:t>
-      </w:r>
-    </w:p>
-    <w:p>
-      <w:pPr>
-        <w:pStyle w:val="BodyText"/>
-      </w:pPr>
-      <w:r>
-        <w:t xml:space="preserve">ALEKSEY: Я плачу. Здравствуйте, Ольга Петровна.</w:t>
-      </w:r>
-    </w:p>
-    <w:p>
-      <w:pPr>
-        <w:pStyle w:val="BodyText"/>
-      </w:pPr>
-      <w:r>
-        <w:t xml:space="preserve">OLGA: Садитесь. Ешьте и отвечайте. Что такое регистрационное удостоверение?</w:t>
-      </w:r>
-    </w:p>
-    <w:p>
-      <w:pPr>
-        <w:pStyle w:val="BodyText"/>
-      </w:pPr>
-      <w:r>
-        <w:t xml:space="preserve">ALEKSEY: Это разрешение продавать изделие в России.</w:t>
-      </w:r>
-    </w:p>
-    <w:p>
-      <w:pPr>
-        <w:pStyle w:val="BodyText"/>
-      </w:pPr>
-      <w:r>
-        <w:t xml:space="preserve">OLGA: Неправильно. Это документ, который говорит, что государство проверило изделие и разрешает его применять в России. Продавать — это уже ваше дело. Удостоверение не про торговлю, а про безопасность.</w:t>
-      </w:r>
-    </w:p>
-    <w:p>
-      <w:pPr>
-        <w:pStyle w:val="BodyText"/>
-      </w:pPr>
-      <w:r>
-        <w:t xml:space="preserve">ALEKSEY: Разница большая?</w:t>
-      </w:r>
-    </w:p>
-    <w:p>
-      <w:pPr>
-        <w:pStyle w:val="BodyText"/>
-      </w:pPr>
-      <w:r>
-        <w:t xml:space="preserve">OLGA: Огромная. Без удостоверения изделие в России не существует. Его нельзя продавать, дарить, показывать врачам на пациентах. Даже бесплатно. Даже один шприц. Нарушителя ждут штраф, конфискация и уголовное дело.</w:t>
-      </w:r>
-    </w:p>
-    <w:p>
-      <w:pPr>
-        <w:pStyle w:val="BodyText"/>
-      </w:pPr>
-      <w:r>
-        <w:t xml:space="preserve">ALEKSEY: Понял. Кто выдаёт удостоверение?</w:t>
-      </w:r>
-    </w:p>
-    <w:p>
-      <w:pPr>
-        <w:pStyle w:val="BodyText"/>
-      </w:pPr>
-      <w:r>
-        <w:t xml:space="preserve">OLGA: Росздравнадзор. После экспертизы. Какой класс риска у вашего филлера?</w:t>
-      </w:r>
-    </w:p>
-    <w:p>
-      <w:pPr>
-        <w:pStyle w:val="BodyText"/>
-      </w:pPr>
-      <w:r>
-        <w:t xml:space="preserve">ALEKSEY: Не знаю.</w:t>
-      </w:r>
-    </w:p>
-    <w:p>
-      <w:pPr>
-        <w:pStyle w:val="BodyText"/>
-      </w:pPr>
-      <w:r>
-        <w:t xml:space="preserve">OLGA: Честно. Филлер вводят в тело надолго. Значит, высокий класс риска и строгая экспертиза.</w:t>
-      </w:r>
-    </w:p>
-    <w:p>
-      <w:pPr>
-        <w:pStyle w:val="BodyText"/>
-      </w:pPr>
-      <w:r>
-        <w:t xml:space="preserve">ALEKSEY: Что нужно для экспертизы?</w:t>
-      </w:r>
-    </w:p>
-    <w:p>
-      <w:pPr>
-        <w:pStyle w:val="BodyText"/>
-      </w:pPr>
-      <w:r>
-        <w:t xml:space="preserve">OLGA: Досье. Технические документы производителя, испытания, клинические данные, инструкция на русском, маркировка. Всё, что производитель знает о своём геле, и ещё то, чего он не знает.</w:t>
-      </w:r>
-    </w:p>
-    <w:p>
-      <w:pPr>
-        <w:pStyle w:val="BodyText"/>
-      </w:pPr>
-      <w:r>
-        <w:t xml:space="preserve">ALEKSEY: Как можно дать то, чего не знаешь?</w:t>
+        <w:t xml:space="preserve">KASSIR: Следующий! Первое, второе, компот будете брать?</w:t>
+      </w:r>
+    </w:p>
+    <w:p>
+      <w:pPr>
+        <w:pStyle w:val="BodyText"/>
+      </w:pPr>
+      <w:r>
+        <w:t xml:space="preserve">OLGA: Борщ, котлету и компот. И ему то же самое, он сегодня платит.</w:t>
+      </w:r>
+    </w:p>
+    <w:p>
+      <w:pPr>
+        <w:pStyle w:val="BodyText"/>
+      </w:pPr>
+      <w:r>
+        <w:t xml:space="preserve">ALEKSEY: Да, я плачу. Здравствуйте, Ольга Петровна, спасибо, что нашли время.</w:t>
+      </w:r>
+    </w:p>
+    <w:p>
+      <w:pPr>
+        <w:pStyle w:val="BodyText"/>
+      </w:pPr>
+      <w:r>
+        <w:t xml:space="preserve">OLGA: Садитесь, ешьте и отвечайте. Что такое регистрационное удостоверение?</w:t>
+      </w:r>
+    </w:p>
+    <w:p>
+      <w:pPr>
+        <w:pStyle w:val="BodyText"/>
+      </w:pPr>
+      <w:r>
+        <w:t xml:space="preserve">ALEKSEY: Насколько я понимаю, это разрешение продавать изделие в России.</w:t>
+      </w:r>
+    </w:p>
+    <w:p>
+      <w:pPr>
+        <w:pStyle w:val="BodyText"/>
+      </w:pPr>
+      <w:r>
+        <w:t xml:space="preserve">OLGA: Неправильно. Это документ, который говорит, что государство проверило изделие и разрешает его применять в России. Продавать — это уже ваше дело. Удостоверение не про торговлю, а про безопасность. Запомните это, пожалуйста, с первого дня.</w:t>
+      </w:r>
+    </w:p>
+    <w:p>
+      <w:pPr>
+        <w:pStyle w:val="BodyText"/>
+      </w:pPr>
+      <w:r>
+        <w:t xml:space="preserve">ALEKSEY: А разве разница такая большая? Мне казалось, что это почти одно и то же.</w:t>
+      </w:r>
+    </w:p>
+    <w:p>
+      <w:pPr>
+        <w:pStyle w:val="BodyText"/>
+      </w:pPr>
+      <w:r>
+        <w:t xml:space="preserve">OLGA: Огромная. Без удостоверения изделие в России не существует. Его нельзя продавать, дарить, показывать врачам на пациентах. Даже бесплатно. Даже один шприц. Нарушителя ждут штраф, конфискация и уголовное дело. Поэтому никакие красивые слова тут не помогут.</w:t>
+      </w:r>
+    </w:p>
+    <w:p>
+      <w:pPr>
+        <w:pStyle w:val="BodyText"/>
+      </w:pPr>
+      <w:r>
+        <w:t xml:space="preserve">ALEKSEY: Понял. А кто именно выдаёт удостоверение?</w:t>
+      </w:r>
+    </w:p>
+    <w:p>
+      <w:pPr>
+        <w:pStyle w:val="BodyText"/>
+      </w:pPr>
+      <w:r>
+        <w:t xml:space="preserve">OLGA: Росздравнадзор, после экспертизы. Какой класс риска у вашего филлера?</w:t>
+      </w:r>
+    </w:p>
+    <w:p>
+      <w:pPr>
+        <w:pStyle w:val="BodyText"/>
+      </w:pPr>
+      <w:r>
+        <w:t xml:space="preserve">ALEKSEY: Честно говоря, я не знаю, я об этом ещё не спрашивал.</w:t>
+      </w:r>
+    </w:p>
+    <w:p>
+      <w:pPr>
+        <w:pStyle w:val="BodyText"/>
+      </w:pPr>
+      <w:r>
+        <w:t xml:space="preserve">OLGA: Хорошо, что честно. Филлер вводят в тело надолго, значит, у него высокий класс риска и строгая экспертиза.</w:t>
+      </w:r>
+    </w:p>
+    <w:p>
+      <w:pPr>
+        <w:pStyle w:val="BodyText"/>
+      </w:pPr>
+      <w:r>
+        <w:t xml:space="preserve">ALEKSEY: А что нужно подготовить для экспертизы?</w:t>
+      </w:r>
+    </w:p>
+    <w:p>
+      <w:pPr>
+        <w:pStyle w:val="BodyText"/>
+      </w:pPr>
+      <w:r>
+        <w:t xml:space="preserve">OLGA: Досье. Технические документы производителя, испытания, клинические данные, инструкция на русском, маркировка. То есть всё, что производитель знает о своём геле, и ещё то, чего он о нём не знает. Чем больше вы знаете заранее, тем лучше.</w:t>
+      </w:r>
+    </w:p>
+    <w:p>
+      <w:pPr>
+        <w:pStyle w:val="BodyText"/>
+      </w:pPr>
+      <w:r>
+        <w:t xml:space="preserve">ALEKSEY: Но как можно дать то, чего сам не знаешь?</w:t>
       </w:r>
     </w:p>
     <w:p>
@@ -575,151 +575,151 @@
         <w:pStyle w:val="BodyText"/>
       </w:pPr>
       <w:r>
-        <w:t xml:space="preserve">ALEKSEY: Досье — это сколько страниц?</w:t>
-      </w:r>
-    </w:p>
-    <w:p>
-      <w:pPr>
-        <w:pStyle w:val="BodyText"/>
-      </w:pPr>
-      <w:r>
-        <w:t xml:space="preserve">OLGA: Для филлера — несколько тысяч. Каждая на русском, с подписью и печатью.</w:t>
-      </w:r>
-    </w:p>
-    <w:p>
-      <w:pPr>
-        <w:pStyle w:val="BodyText"/>
-      </w:pPr>
-      <w:r>
-        <w:t xml:space="preserve">ALEKSEY: Сколько длится регистрация?</w:t>
-      </w:r>
-    </w:p>
-    <w:p>
-      <w:pPr>
-        <w:pStyle w:val="BodyText"/>
-      </w:pPr>
-      <w:r>
-        <w:t xml:space="preserve">OLGA: Если всё идеально — год. Идеально никогда не бывает. Полтора года. Может, два.</w:t>
-      </w:r>
-    </w:p>
-    <w:p>
-      <w:pPr>
-        <w:pStyle w:val="BodyText"/>
-      </w:pPr>
-      <w:r>
-        <w:t xml:space="preserve">ALEKSEY: А сколько стоит?</w:t>
-      </w:r>
-    </w:p>
-    <w:p>
-      <w:pPr>
-        <w:pStyle w:val="BodyText"/>
-      </w:pPr>
-      <w:r>
-        <w:t xml:space="preserve">OLGA: Испытания, переводы, пошлины, экспертиза. Пять-шесть миллионов. Без моей зарплаты.</w:t>
-      </w:r>
-    </w:p>
-    <w:p>
-      <w:pPr>
-        <w:pStyle w:val="BodyText"/>
-      </w:pPr>
-      <w:r>
-        <w:t xml:space="preserve">ALEKSEY: Ирина посчитала меньше.</w:t>
-      </w:r>
-    </w:p>
-    <w:p>
-      <w:pPr>
-        <w:pStyle w:val="BodyText"/>
-      </w:pPr>
-      <w:r>
-        <w:t xml:space="preserve">OLGA: Ирина считает деньги, которые знает. Я считаю деньги, которые эксперт заставит потратить: повторные испытания, новые переводы, дополнительные документы, ещё один круг. Поэтому её цифра всегда меньше моей.</w:t>
-      </w:r>
-    </w:p>
-    <w:p>
-      <w:pPr>
-        <w:pStyle w:val="BodyText"/>
-      </w:pPr>
-      <w:r>
-        <w:t xml:space="preserve">ALEKSEY: А можно быстрее? Есть же компании, которые обещают за полгода.</w:t>
-      </w:r>
-    </w:p>
-    <w:p>
-      <w:pPr>
-        <w:pStyle w:val="BodyText"/>
-      </w:pPr>
-      <w:r>
-        <w:t xml:space="preserve">OLGA: Есть. Они пишут красивые досье за полгода. Эксперт возвращает их с замечаниями. Через полгода вы начинаете сначала, уже без денег и уже с плохой репутацией у эксперта.</w:t>
-      </w:r>
-    </w:p>
-    <w:p>
-      <w:pPr>
-        <w:pStyle w:val="BodyText"/>
-      </w:pPr>
-      <w:r>
-        <w:t xml:space="preserve">ALEKSEY: Значит, быстрых путей нет.</w:t>
-      </w:r>
-    </w:p>
-    <w:p>
-      <w:pPr>
-        <w:pStyle w:val="BodyText"/>
-      </w:pPr>
-      <w:r>
-        <w:t xml:space="preserve">OLGA: Есть быстрые пути. Они ведут не туда. Доедайте котлету, она остывает.</w:t>
-      </w:r>
-    </w:p>
-    <w:p>
-      <w:pPr>
-        <w:pStyle w:val="BodyText"/>
-      </w:pPr>
-      <w:r>
-        <w:t xml:space="preserve">ALEKSEY: Ольга Петровна, а вы почему согласились встретиться?</w:t>
-      </w:r>
-    </w:p>
-    <w:p>
-      <w:pPr>
-        <w:pStyle w:val="BodyText"/>
-      </w:pPr>
-      <w:r>
-        <w:t xml:space="preserve">OLGA: Вы сказали «зарегистрировать», а не «завезти». Обычно звонят те, кто хочет завезти.</w:t>
-      </w:r>
-    </w:p>
-    <w:p>
-      <w:pPr>
-        <w:pStyle w:val="BodyText"/>
-      </w:pPr>
-      <w:r>
-        <w:t xml:space="preserve">ALEKSEY: А я хочу наоборот.</w:t>
-      </w:r>
-    </w:p>
-    <w:p>
-      <w:pPr>
-        <w:pStyle w:val="BodyText"/>
-      </w:pPr>
-      <w:r>
-        <w:t xml:space="preserve">OLGA: Все сначала хотят наоборот. Потом заканчиваются деньги, и хочется «как-нибудь».</w:t>
-      </w:r>
-    </w:p>
-    <w:p>
-      <w:pPr>
-        <w:pStyle w:val="BodyText"/>
-      </w:pPr>
-      <w:r>
-        <w:t xml:space="preserve">ALEKSEY: У меня на стене висит картонка «Не навреди». От бабушки. Она была фельдшером.</w:t>
-      </w:r>
-    </w:p>
-    <w:p>
-      <w:pPr>
-        <w:pStyle w:val="BodyText"/>
-      </w:pPr>
-      <w:r>
-        <w:t xml:space="preserve">OLGA: Картонки ничего не регистрируют. Но я запомню. Двадцать минут прошли. Идём на балкон.</w:t>
-      </w:r>
-    </w:p>
-    <w:p>
-      <w:pPr>
-        <w:pStyle w:val="BodyText"/>
-      </w:pPr>
-      <w:r>
-        <w:t xml:space="preserve">ALEKSEY: Иду. Компот возьму с собой.</w:t>
+        <w:t xml:space="preserve">ALEKSEY: А досье — это примерно сколько страниц?</w:t>
+      </w:r>
+    </w:p>
+    <w:p>
+      <w:pPr>
+        <w:pStyle w:val="BodyText"/>
+      </w:pPr>
+      <w:r>
+        <w:t xml:space="preserve">OLGA: Для филлера несколько тысяч, и каждая на русском, с подписью и печатью.</w:t>
+      </w:r>
+    </w:p>
+    <w:p>
+      <w:pPr>
+        <w:pStyle w:val="BodyText"/>
+      </w:pPr>
+      <w:r>
+        <w:t xml:space="preserve">ALEKSEY: А сколько обычно длится регистрация?</w:t>
+      </w:r>
+    </w:p>
+    <w:p>
+      <w:pPr>
+        <w:pStyle w:val="BodyText"/>
+      </w:pPr>
+      <w:r>
+        <w:t xml:space="preserve">OLGA: Если всё идеально, то год. Но идеально никогда не бывает, так что полтора года, а может, и два.</w:t>
+      </w:r>
+    </w:p>
+    <w:p>
+      <w:pPr>
+        <w:pStyle w:val="BodyText"/>
+      </w:pPr>
+      <w:r>
+        <w:t xml:space="preserve">ALEKSEY: А сколько всё это будет стоить?</w:t>
+      </w:r>
+    </w:p>
+    <w:p>
+      <w:pPr>
+        <w:pStyle w:val="BodyText"/>
+      </w:pPr>
+      <w:r>
+        <w:t xml:space="preserve">OLGA: Испытания, переводы, пошлины, экспертиза — пять-шесть миллионов. И это без моей зарплаты.</w:t>
+      </w:r>
+    </w:p>
+    <w:p>
+      <w:pPr>
+        <w:pStyle w:val="BodyText"/>
+      </w:pPr>
+      <w:r>
+        <w:t xml:space="preserve">ALEKSEY: Странно, Ирина посчитала меньше.</w:t>
+      </w:r>
+    </w:p>
+    <w:p>
+      <w:pPr>
+        <w:pStyle w:val="BodyText"/>
+      </w:pPr>
+      <w:r>
+        <w:t xml:space="preserve">OLGA: Ирина считает деньги, которые знает. Я считаю деньги, которые эксперт заставит потратить: повторные испытания, новые переводы, дополнительные документы, ещё один круг. Поэтому её цифра всегда меньше моей. И обычно права оказываюсь я.</w:t>
+      </w:r>
+    </w:p>
+    <w:p>
+      <w:pPr>
+        <w:pStyle w:val="BodyText"/>
+      </w:pPr>
+      <w:r>
+        <w:t xml:space="preserve">ALEKSEY: А можно сделать быстрее? Есть же компании, которые обещают за полгода.</w:t>
+      </w:r>
+    </w:p>
+    <w:p>
+      <w:pPr>
+        <w:pStyle w:val="BodyText"/>
+      </w:pPr>
+      <w:r>
+        <w:t xml:space="preserve">OLGA: Есть. Они пишут красивые досье за полгода, а эксперт возвращает их с замечаниями. И через полгода вы начинаете сначала, но уже без денег и уже с плохой репутацией у эксперта.</w:t>
+      </w:r>
+    </w:p>
+    <w:p>
+      <w:pPr>
+        <w:pStyle w:val="BodyText"/>
+      </w:pPr>
+      <w:r>
+        <w:t xml:space="preserve">ALEKSEY: Значит, быстрых путей вообще нет?</w:t>
+      </w:r>
+    </w:p>
+    <w:p>
+      <w:pPr>
+        <w:pStyle w:val="BodyText"/>
+      </w:pPr>
+      <w:r>
+        <w:t xml:space="preserve">OLGA: Есть быстрые пути, но они ведут не туда. Доедайте котлету, а то она остывает.</w:t>
+      </w:r>
+    </w:p>
+    <w:p>
+      <w:pPr>
+        <w:pStyle w:val="BodyText"/>
+      </w:pPr>
+      <w:r>
+        <w:t xml:space="preserve">ALEKSEY: Ольга Петровна, а почему вы вообще согласились встретиться со мной?</w:t>
+      </w:r>
+    </w:p>
+    <w:p>
+      <w:pPr>
+        <w:pStyle w:val="BodyText"/>
+      </w:pPr>
+      <w:r>
+        <w:t xml:space="preserve">OLGA: Потому что вы сказали «зарегистрировать», а не «завезти». Обычно мне звонят те, кто хочет завезти.</w:t>
+      </w:r>
+    </w:p>
+    <w:p>
+      <w:pPr>
+        <w:pStyle w:val="BodyText"/>
+      </w:pPr>
+      <w:r>
+        <w:t xml:space="preserve">ALEKSEY: А я хочу как раз наоборот.</w:t>
+      </w:r>
+    </w:p>
+    <w:p>
+      <w:pPr>
+        <w:pStyle w:val="BodyText"/>
+      </w:pPr>
+      <w:r>
+        <w:t xml:space="preserve">OLGA: Все сначала хотят наоборот. А потом заканчиваются деньги, и хочется «как-нибудь».</w:t>
+      </w:r>
+    </w:p>
+    <w:p>
+      <w:pPr>
+        <w:pStyle w:val="BodyText"/>
+      </w:pPr>
+      <w:r>
+        <w:t xml:space="preserve">ALEKSEY: У меня на стене висит картонка «Не навреди», от бабушки. Она сорок лет была фельдшером.</w:t>
+      </w:r>
+    </w:p>
+    <w:p>
+      <w:pPr>
+        <w:pStyle w:val="BodyText"/>
+      </w:pPr>
+      <w:r>
+        <w:t xml:space="preserve">OLGA: Картонки ничего не регистрируют, но я это запомню. Двадцать минут прошли, идём на балкон.</w:t>
+      </w:r>
+    </w:p>
+    <w:p>
+      <w:pPr>
+        <w:pStyle w:val="BodyText"/>
+      </w:pPr>
+      <w:r>
+        <w:t xml:space="preserve">ALEKSEY: Иду. Только компот возьму с собой, если можно.</w:t>
       </w:r>
     </w:p>
     <w:bookmarkEnd w:id="22"/>
@@ -737,71 +737,71 @@
         <w:pStyle w:val="FirstParagraph"/>
       </w:pPr>
       <w:r>
-        <w:t xml:space="preserve">OLGA: Я сказала, что не разговариваю, когда курю. Но вы стоите рядом и молчите. Это хуже.</w:t>
-      </w:r>
-    </w:p>
-    <w:p>
-      <w:pPr>
-        <w:pStyle w:val="BodyText"/>
-      </w:pPr>
-      <w:r>
-        <w:t xml:space="preserve">ALEKSEY: Можно я спрошу про вас?</w:t>
-      </w:r>
-    </w:p>
-    <w:p>
-      <w:pPr>
-        <w:pStyle w:val="BodyText"/>
-      </w:pPr>
-      <w:r>
-        <w:t xml:space="preserve">OLGA: Можно. Отвечу не на всё.</w:t>
-      </w:r>
-    </w:p>
-    <w:p>
-      <w:pPr>
-        <w:pStyle w:val="BodyText"/>
-      </w:pPr>
-      <w:r>
-        <w:t xml:space="preserve">ALEKSEY: Почему вы двадцать лет в одной компании?</w:t>
-      </w:r>
-    </w:p>
-    <w:p>
-      <w:pPr>
-        <w:pStyle w:val="BodyText"/>
-      </w:pPr>
-      <w:r>
-        <w:t xml:space="preserve">OLGA: Потому что она была хорошая. Русская компания, сорок человек, все друг друга знали. Директор приходил ко мне на балкон советоваться. Пять лет назад её купили немцы.</w:t>
-      </w:r>
-    </w:p>
-    <w:p>
-      <w:pPr>
-        <w:pStyle w:val="BodyText"/>
-      </w:pPr>
-      <w:r>
-        <w:t xml:space="preserve">ALEKSEY: И что изменилось?</w:t>
-      </w:r>
-    </w:p>
-    <w:p>
-      <w:pPr>
-        <w:pStyle w:val="BodyText"/>
-      </w:pPr>
-      <w:r>
-        <w:t xml:space="preserve">OLGA: Теперь у меня три начальника, два в Берлине и один в Excel. Я заполняю отчёты, которые никто не читает. Я стала винтиком. Раньше я решала, теперь согласовываю. Это разные глаголы.</w:t>
-      </w:r>
-    </w:p>
-    <w:p>
-      <w:pPr>
-        <w:pStyle w:val="BodyText"/>
-      </w:pPr>
-      <w:r>
-        <w:t xml:space="preserve">ALEKSEY: Хорошо оплачиваемым винтиком.</w:t>
-      </w:r>
-    </w:p>
-    <w:p>
-      <w:pPr>
-        <w:pStyle w:val="BodyText"/>
-      </w:pPr>
-      <w:r>
-        <w:t xml:space="preserve">OLGA: Хорошо оплачиваемым. У меня сын студент. Ипотека. Мне сорок семь, и я не люблю рисковать.</w:t>
+        <w:t xml:space="preserve">OLGA: Я сказала, что не разговариваю, когда курю. Но вы стоите рядом и молчите, а это ещё хуже.</w:t>
+      </w:r>
+    </w:p>
+    <w:p>
+      <w:pPr>
+        <w:pStyle w:val="BodyText"/>
+      </w:pPr>
+      <w:r>
+        <w:t xml:space="preserve">ALEKSEY: Тогда можно я спрошу немного про вас?</w:t>
+      </w:r>
+    </w:p>
+    <w:p>
+      <w:pPr>
+        <w:pStyle w:val="BodyText"/>
+      </w:pPr>
+      <w:r>
+        <w:t xml:space="preserve">OLGA: Можно, но отвечу я не на всё.</w:t>
+      </w:r>
+    </w:p>
+    <w:p>
+      <w:pPr>
+        <w:pStyle w:val="BodyText"/>
+      </w:pPr>
+      <w:r>
+        <w:t xml:space="preserve">ALEKSEY: Почему вы двадцать лет работаете в одной компании?</w:t>
+      </w:r>
+    </w:p>
+    <w:p>
+      <w:pPr>
+        <w:pStyle w:val="BodyText"/>
+      </w:pPr>
+      <w:r>
+        <w:t xml:space="preserve">OLGA: Потому что она была хорошая: русская компания, сорок человек, все друг друга знали. Директор сам приходил ко мне на балкон советоваться, и никто не боялся сказать правду. А пять лет назад её купили немцы.</w:t>
+      </w:r>
+    </w:p>
+    <w:p>
+      <w:pPr>
+        <w:pStyle w:val="BodyText"/>
+      </w:pPr>
+      <w:r>
+        <w:t xml:space="preserve">ALEKSEY: И что изменилось после этого?</w:t>
+      </w:r>
+    </w:p>
+    <w:p>
+      <w:pPr>
+        <w:pStyle w:val="BodyText"/>
+      </w:pPr>
+      <w:r>
+        <w:t xml:space="preserve">OLGA: Теперь у меня три начальника, два в Берлине и один в Excel. Я заполняю отчёты, которые никто не читает. Я стала винтиком. Раньше я решала, теперь согласовываю. Это разные глаголы, и разница между ними — вся моя жизнь за последние пять лет.</w:t>
+      </w:r>
+    </w:p>
+    <w:p>
+      <w:pPr>
+        <w:pStyle w:val="BodyText"/>
+      </w:pPr>
+      <w:r>
+        <w:t xml:space="preserve">ALEKSEY: Но всё-таки хорошо оплачиваемым винтиком.</w:t>
+      </w:r>
+    </w:p>
+    <w:p>
+      <w:pPr>
+        <w:pStyle w:val="BodyText"/>
+      </w:pPr>
+      <w:r>
+        <w:t xml:space="preserve">OLGA: Хорошо оплачиваемым, да. У меня сын студент и ипотека. Мне сорок семь, и я не люблю рисковать.</w:t>
       </w:r>
     </w:p>
     <w:p>
@@ -817,39 +817,39 @@
         <w:pStyle w:val="BodyText"/>
       </w:pPr>
       <w:r>
-        <w:t xml:space="preserve">OLGA: Белова. Конечно. Без вас нельзя. Вы его прислали, а теперь пришли проверить.</w:t>
-      </w:r>
-    </w:p>
-    <w:p>
-      <w:pPr>
-        <w:pStyle w:val="BodyText"/>
-      </w:pPr>
-      <w:r>
-        <w:t xml:space="preserve">IRINA: Я пришла с таблицей. Вкладка «Регистрация» пустая. Её никто не заполнит, кроме вас.</w:t>
-      </w:r>
-    </w:p>
-    <w:p>
-      <w:pPr>
-        <w:pStyle w:val="BodyText"/>
-      </w:pPr>
-      <w:r>
-        <w:t xml:space="preserve">OLGA: Вы всё ещё делаете вкладки на всё?</w:t>
-      </w:r>
-    </w:p>
-    <w:p>
-      <w:pPr>
-        <w:pStyle w:val="BodyText"/>
-      </w:pPr>
-      <w:r>
-        <w:t xml:space="preserve">IRINA: На всё. Даже на вас. Вкладка «Люди», строка три.</w:t>
-      </w:r>
-    </w:p>
-    <w:p>
-      <w:pPr>
-        <w:pStyle w:val="BodyText"/>
-      </w:pPr>
-      <w:r>
-        <w:t xml:space="preserve">OLGA: И что там написано?</w:t>
+        <w:t xml:space="preserve">OLGA: Белова, конечно. Без вас никак нельзя. Вы его прислали, а теперь пришли проверить.</w:t>
+      </w:r>
+    </w:p>
+    <w:p>
+      <w:pPr>
+        <w:pStyle w:val="BodyText"/>
+      </w:pPr>
+      <w:r>
+        <w:t xml:space="preserve">IRINA: Я пришла с таблицей. Вкладка «Регистрация» пустая, и её никто не заполнит, кроме вас.</w:t>
+      </w:r>
+    </w:p>
+    <w:p>
+      <w:pPr>
+        <w:pStyle w:val="BodyText"/>
+      </w:pPr>
+      <w:r>
+        <w:t xml:space="preserve">OLGA: Вы всё ещё делаете вкладки на всё на свете?</w:t>
+      </w:r>
+    </w:p>
+    <w:p>
+      <w:pPr>
+        <w:pStyle w:val="BodyText"/>
+      </w:pPr>
+      <w:r>
+        <w:t xml:space="preserve">IRINA: На всё, даже на вас. Вкладка «Люди», строка три.</w:t>
+      </w:r>
+    </w:p>
+    <w:p>
+      <w:pPr>
+        <w:pStyle w:val="BodyText"/>
+      </w:pPr>
+      <w:r>
+        <w:t xml:space="preserve">OLGA: И что же там про меня написано?</w:t>
       </w:r>
     </w:p>
     <w:p>
@@ -865,15 +865,15 @@
         <w:pStyle w:val="BodyText"/>
       </w:pPr>
       <w:r>
-        <w:t xml:space="preserve">OLGA: Это не важно. Хорошо сказано. Вы изменились, Белова. Раньше вы писали только «замечание».</w:t>
-      </w:r>
-    </w:p>
-    <w:p>
-      <w:pPr>
-        <w:pStyle w:val="BodyText"/>
-      </w:pPr>
-      <w:r>
-        <w:t xml:space="preserve">IRINA: Я тоже ухожу. Если вы придёте. Без вас я не иду.</w:t>
+        <w:t xml:space="preserve">OLGA: «Это не важно» — хорошо сказано. Вы изменились, Белова, раньше вы писали только «замечание».</w:t>
+      </w:r>
+    </w:p>
+    <w:p>
+      <w:pPr>
+        <w:pStyle w:val="BodyText"/>
+      </w:pPr>
+      <w:r>
+        <w:t xml:space="preserve">IRINA: Я тоже ухожу из аудита, если вы придёте. Без вас я не иду.</w:t>
       </w:r>
     </w:p>
     <w:p>
@@ -889,7 +889,7 @@
         <w:pStyle w:val="BodyText"/>
       </w:pPr>
       <w:r>
-        <w:t xml:space="preserve">IRINA: С салфеткой. Сначала была салфетка. Теперь таблица.</w:t>
+        <w:t xml:space="preserve">IRINA: С салфеткой. Сначала у нас была салфетка, а теперь уже таблица.</w:t>
       </w:r>
     </w:p>
     <w:p>
@@ -905,23 +905,23 @@
         <w:pStyle w:val="BodyText"/>
       </w:pPr>
       <w:r>
-        <w:t xml:space="preserve">ALEKSEY: Сказала. Вы три дня с ней не разговаривали.</w:t>
-      </w:r>
-    </w:p>
-    <w:p>
-      <w:pPr>
-        <w:pStyle w:val="BodyText"/>
-      </w:pPr>
-      <w:r>
-        <w:t xml:space="preserve">OLGA: Три дня. А потом поняла, что она спасла меня от позора. Эксперт нашёл бы ту ошибку через месяц, при всех. Она нашла её за день, тихо.</w:t>
-      </w:r>
-    </w:p>
-    <w:p>
-      <w:pPr>
-        <w:pStyle w:val="BodyText"/>
-      </w:pPr>
-      <w:r>
-        <w:t xml:space="preserve">IRINA: Я не тихо. Я написала в отчёте.</w:t>
+        <w:t xml:space="preserve">ALEKSEY: Сказала. Вы три дня с ней не разговаривали после проверки.</w:t>
+      </w:r>
+    </w:p>
+    <w:p>
+      <w:pPr>
+        <w:pStyle w:val="BodyText"/>
+      </w:pPr>
+      <w:r>
+        <w:t xml:space="preserve">OLGA: Три дня. А потом поняла, что она спасла меня от позора. Эксперт нашёл бы ту ошибку через месяц, при всех, а она нашла её за день, тихо, и никому не рассказала раньше времени.</w:t>
+      </w:r>
+    </w:p>
+    <w:p>
+      <w:pPr>
+        <w:pStyle w:val="BodyText"/>
+      </w:pPr>
+      <w:r>
+        <w:t xml:space="preserve">IRINA: Я не тихо, я написала об этом в отчёте.</w:t>
       </w:r>
     </w:p>
     <w:p>
@@ -937,39 +937,39 @@
         <w:pStyle w:val="BodyText"/>
       </w:pPr>
       <w:r>
-        <w:t xml:space="preserve">ALEKSEY: Ольга Петровна, мне нужно ваше «да» или «нет».</w:t>
-      </w:r>
-    </w:p>
-    <w:p>
-      <w:pPr>
-        <w:pStyle w:val="BodyText"/>
-      </w:pPr>
-      <w:r>
-        <w:t xml:space="preserve">OLGA: Не торопите меня. Вы торопитесь. Это у вас на лице написано. Торопливых эксперты не любят.</w:t>
-      </w:r>
-    </w:p>
-    <w:p>
-      <w:pPr>
-        <w:pStyle w:val="BodyText"/>
-      </w:pPr>
-      <w:r>
-        <w:t xml:space="preserve">ALEKSEY: Моя бабушка говорит то же самое.</w:t>
-      </w:r>
-    </w:p>
-    <w:p>
-      <w:pPr>
-        <w:pStyle w:val="BodyText"/>
-      </w:pPr>
-      <w:r>
-        <w:t xml:space="preserve">OLGA: Опять бабушка. Хорошо. Пойдёмте в переговорную. Там нельзя курить, и я буду злая, но честная.</w:t>
-      </w:r>
-    </w:p>
-    <w:p>
-      <w:pPr>
-        <w:pStyle w:val="BodyText"/>
-      </w:pPr>
-      <w:r>
-        <w:t xml:space="preserve">ALEKSEY: Злая, но честная. Мне подходит.</w:t>
+        <w:t xml:space="preserve">ALEKSEY: Ольга Петровна, мне нужно ваше «да» или «нет», и желательно сегодня.</w:t>
+      </w:r>
+    </w:p>
+    <w:p>
+      <w:pPr>
+        <w:pStyle w:val="BodyText"/>
+      </w:pPr>
+      <w:r>
+        <w:t xml:space="preserve">OLGA: Не торопите меня. Вы торопитесь, это у вас на лице написано, а торопливых эксперты не любят.</w:t>
+      </w:r>
+    </w:p>
+    <w:p>
+      <w:pPr>
+        <w:pStyle w:val="BodyText"/>
+      </w:pPr>
+      <w:r>
+        <w:t xml:space="preserve">ALEKSEY: Моя бабушка говорит то же самое, почти слово в слово.</w:t>
+      </w:r>
+    </w:p>
+    <w:p>
+      <w:pPr>
+        <w:pStyle w:val="BodyText"/>
+      </w:pPr>
+      <w:r>
+        <w:t xml:space="preserve">OLGA: Опять бабушка. Хорошо, пойдёмте в переговорную. Там нельзя курить, и я буду злая, но честная.</w:t>
+      </w:r>
+    </w:p>
+    <w:p>
+      <w:pPr>
+        <w:pStyle w:val="BodyText"/>
+      </w:pPr>
+      <w:r>
+        <w:t xml:space="preserve">ALEKSEY: Злая, но честная — мне это подходит.</w:t>
       </w:r>
     </w:p>
     <w:bookmarkEnd w:id="23"/>
@@ -987,79 +987,79 @@
         <w:pStyle w:val="FirstParagraph"/>
       </w:pPr>
       <w:r>
-        <w:t xml:space="preserve">OLGA: Слушайте внимательно. Три условия. Не принимаете хоть одно — допиваем компот и расходимся.</w:t>
-      </w:r>
-    </w:p>
-    <w:p>
-      <w:pPr>
-        <w:pStyle w:val="BodyText"/>
-      </w:pPr>
-      <w:r>
-        <w:t xml:space="preserve">ALEKSEY: Слушаю.</w:t>
-      </w:r>
-    </w:p>
-    <w:p>
-      <w:pPr>
-        <w:pStyle w:val="BodyText"/>
-      </w:pPr>
-      <w:r>
-        <w:t xml:space="preserve">OLGA: Первое. Ни одной продажи до удостоверения. Ни одного шприца врачу «на пробу», ни одной «предпродажи», ни одного «своего салона». Ни одного. Даже другу-врачу. Даже маме.</w:t>
-      </w:r>
-    </w:p>
-    <w:p>
-      <w:pPr>
-        <w:pStyle w:val="BodyText"/>
-      </w:pPr>
-      <w:r>
-        <w:t xml:space="preserve">ALEKSEY: Принимаю. Это и моё правило.</w:t>
-      </w:r>
-    </w:p>
-    <w:p>
-      <w:pPr>
-        <w:pStyle w:val="BodyText"/>
-      </w:pPr>
-      <w:r>
-        <w:t xml:space="preserve">OLGA: Все так говорят в марте. Посмотрим в октябре, когда склад полный, а касса пустая.</w:t>
-      </w:r>
-    </w:p>
-    <w:p>
-      <w:pPr>
-        <w:pStyle w:val="BodyText"/>
-      </w:pPr>
-      <w:r>
-        <w:t xml:space="preserve">IRINA: В октябре я вам напомню. У меня будет вкладка.</w:t>
-      </w:r>
-    </w:p>
-    <w:p>
-      <w:pPr>
-        <w:pStyle w:val="BodyText"/>
-      </w:pPr>
-      <w:r>
-        <w:t xml:space="preserve">OLGA: Вкладка на октябрь. Белова, вы неисправимы.</w:t>
-      </w:r>
-    </w:p>
-    <w:p>
-      <w:pPr>
-        <w:pStyle w:val="BodyText"/>
-      </w:pPr>
-      <w:r>
-        <w:t xml:space="preserve">IRINA: Неисправима. Это моё лучшее качество.</w:t>
-      </w:r>
-    </w:p>
-    <w:p>
-      <w:pPr>
-        <w:pStyle w:val="BodyText"/>
-      </w:pPr>
-      <w:r>
-        <w:t xml:space="preserve">OLGA: Второе. Путь регистрации и сроки решаю я. Не продажи, не инвестор, не вы. Если я говорю «ещё месяц», значит, ещё месяц. Даже если вы будете кричать.</w:t>
-      </w:r>
-    </w:p>
-    <w:p>
-      <w:pPr>
-        <w:pStyle w:val="BodyText"/>
-      </w:pPr>
-      <w:r>
-        <w:t xml:space="preserve">ALEKSEY: А если месяц будет стоить нам компанию?</w:t>
+        <w:t xml:space="preserve">OLGA: Слушайте внимательно, у меня три условия. Если не принимаете хоть одно, мы допиваем компот и расходимся.</w:t>
+      </w:r>
+    </w:p>
+    <w:p>
+      <w:pPr>
+        <w:pStyle w:val="BodyText"/>
+      </w:pPr>
+      <w:r>
+        <w:t xml:space="preserve">ALEKSEY: Слушаю вас очень внимательно.</w:t>
+      </w:r>
+    </w:p>
+    <w:p>
+      <w:pPr>
+        <w:pStyle w:val="BodyText"/>
+      </w:pPr>
+      <w:r>
+        <w:t xml:space="preserve">OLGA: Первое: ни одной продажи до удостоверения. Ни одного шприца врачу «на пробу», ни одной «предпродажи», ни одного «своего салона». Ни одного. Даже другу-врачу. Даже маме. Даже если вам будет казаться, что без этого компания не выживет.</w:t>
+      </w:r>
+    </w:p>
+    <w:p>
+      <w:pPr>
+        <w:pStyle w:val="BodyText"/>
+      </w:pPr>
+      <w:r>
+        <w:t xml:space="preserve">ALEKSEY: Принимаю, потому что это и моё правило.</w:t>
+      </w:r>
+    </w:p>
+    <w:p>
+      <w:pPr>
+        <w:pStyle w:val="BodyText"/>
+      </w:pPr>
+      <w:r>
+        <w:t xml:space="preserve">OLGA: Все так говорят в марте. Посмотрим в октябре, когда склад будет полный, а касса пустая.</w:t>
+      </w:r>
+    </w:p>
+    <w:p>
+      <w:pPr>
+        <w:pStyle w:val="BodyText"/>
+      </w:pPr>
+      <w:r>
+        <w:t xml:space="preserve">IRINA: В октябре я вам напомню, у меня для этого будет отдельная вкладка.</w:t>
+      </w:r>
+    </w:p>
+    <w:p>
+      <w:pPr>
+        <w:pStyle w:val="BodyText"/>
+      </w:pPr>
+      <w:r>
+        <w:t xml:space="preserve">OLGA: Вкладка на октябрь. Белова, вы просто неисправимы.</w:t>
+      </w:r>
+    </w:p>
+    <w:p>
+      <w:pPr>
+        <w:pStyle w:val="BodyText"/>
+      </w:pPr>
+      <w:r>
+        <w:t xml:space="preserve">IRINA: Неисправима, и это моё лучшее качество.</w:t>
+      </w:r>
+    </w:p>
+    <w:p>
+      <w:pPr>
+        <w:pStyle w:val="BodyText"/>
+      </w:pPr>
+      <w:r>
+        <w:t xml:space="preserve">OLGA: Второе: путь регистрации и сроки решаю я. Не продажи, не инвестор и не вы. Если я говорю «ещё месяц», значит, ещё месяц, даже если вы будете кричать. Регистрация не любит спешки.</w:t>
+      </w:r>
+    </w:p>
+    <w:p>
+      <w:pPr>
+        <w:pStyle w:val="BodyText"/>
+      </w:pPr>
+      <w:r>
+        <w:t xml:space="preserve">ALEKSEY: А если этот месяц будет стоить нам компании?</w:t>
       </w:r>
     </w:p>
     <w:p>
@@ -1075,111 +1075,111 @@
         <w:pStyle w:val="BodyText"/>
       </w:pPr>
       <w:r>
-        <w:t xml:space="preserve">ALEKSEY: Принимаю. Третье?</w:t>
-      </w:r>
-    </w:p>
-    <w:p>
-      <w:pPr>
-        <w:pStyle w:val="BodyText"/>
-      </w:pPr>
-      <w:r>
-        <w:t xml:space="preserve">OLGA: Третье. Я не скажу «да», пока не увижу производителя. Вы едете в Корею?</w:t>
-      </w:r>
-    </w:p>
-    <w:p>
-      <w:pPr>
-        <w:pStyle w:val="BodyText"/>
-      </w:pPr>
-      <w:r>
-        <w:t xml:space="preserve">ALEKSEY: В апреле. Выставка в Сеуле.</w:t>
-      </w:r>
-    </w:p>
-    <w:p>
-      <w:pPr>
-        <w:pStyle w:val="BodyText"/>
-      </w:pPr>
-      <w:r>
-        <w:t xml:space="preserve">OLGA: Выставка — это витрина. Мне нужна кухня. Попросите у них досье: техническую документацию, испытания, клинику, сертификат качества. Всё, что они дают европейцам. И пусть пришлют до поездки, чтобы я успела прочитать.</w:t>
-      </w:r>
-    </w:p>
-    <w:p>
-      <w:pPr>
-        <w:pStyle w:val="BodyText"/>
-      </w:pPr>
-      <w:r>
-        <w:t xml:space="preserve">ALEKSEY: А если не дадут?</w:t>
-      </w:r>
-    </w:p>
-    <w:p>
-      <w:pPr>
-        <w:pStyle w:val="BodyText"/>
-      </w:pPr>
-      <w:r>
-        <w:t xml:space="preserve">OLGA: Значит, им нечего дать или они нам не доверяют. Тогда это не наш производитель.</w:t>
-      </w:r>
-    </w:p>
-    <w:p>
-      <w:pPr>
-        <w:pStyle w:val="BodyText"/>
-      </w:pPr>
-      <w:r>
-        <w:t xml:space="preserve">IRINA: А деньги, Ольга Петровна? Вы же не можете уйти без зарплаты.</w:t>
-      </w:r>
-    </w:p>
-    <w:p>
-      <w:pPr>
-        <w:pStyle w:val="BodyText"/>
-      </w:pPr>
-      <w:r>
-        <w:t xml:space="preserve">OLGA: Не могу. Я посчитала, пока вы молчали. Полставки год, остальное долей. И если через год нет регистрации, я возвращаюсь в найм, а доля остаётся. Мне нужно кормить сына.</w:t>
-      </w:r>
-    </w:p>
-    <w:p>
-      <w:pPr>
-        <w:pStyle w:val="BodyText"/>
-      </w:pPr>
-      <w:r>
-        <w:t xml:space="preserve">IRINA: Это справедливо. Я запишу.</w:t>
-      </w:r>
-    </w:p>
-    <w:p>
-      <w:pPr>
-        <w:pStyle w:val="BodyText"/>
-      </w:pPr>
-      <w:r>
-        <w:t xml:space="preserve">OLGA: Запишите. И ещё запишите: я курю на балконе. Это не обсуждается.</w:t>
-      </w:r>
-    </w:p>
-    <w:p>
-      <w:pPr>
-        <w:pStyle w:val="BodyText"/>
-      </w:pPr>
-      <w:r>
-        <w:t xml:space="preserve">ALEKSEY: Балкон будет. Офиса пока нет, но балкон будет.</w:t>
-      </w:r>
-    </w:p>
-    <w:p>
-      <w:pPr>
-        <w:pStyle w:val="BodyText"/>
-      </w:pPr>
-      <w:r>
-        <w:t xml:space="preserve">OLGA: Хорошо. Тогда ответ такой: «может быть». После Кореи будет «да» или «нет».</w:t>
-      </w:r>
-    </w:p>
-    <w:p>
-      <w:pPr>
-        <w:pStyle w:val="BodyText"/>
-      </w:pPr>
-      <w:r>
-        <w:t xml:space="preserve">ALEKSEY: «Может быть» от вас — это уже много.</w:t>
-      </w:r>
-    </w:p>
-    <w:p>
-      <w:pPr>
-        <w:pStyle w:val="BodyText"/>
-      </w:pPr>
-      <w:r>
-        <w:t xml:space="preserve">OLGA: «Может быть» от меня — это почти «да». Но не говорите никому. У меня репутация циника.</w:t>
+        <w:t xml:space="preserve">ALEKSEY: Принимаю. А какое третье условие?</w:t>
+      </w:r>
+    </w:p>
+    <w:p>
+      <w:pPr>
+        <w:pStyle w:val="BodyText"/>
+      </w:pPr>
+      <w:r>
+        <w:t xml:space="preserve">OLGA: Третье: я не скажу «да», пока не увижу производителя. Вы едете в Корею?</w:t>
+      </w:r>
+    </w:p>
+    <w:p>
+      <w:pPr>
+        <w:pStyle w:val="BodyText"/>
+      </w:pPr>
+      <w:r>
+        <w:t xml:space="preserve">ALEKSEY: Да, в апреле. Там будет выставка в Сеуле.</w:t>
+      </w:r>
+    </w:p>
+    <w:p>
+      <w:pPr>
+        <w:pStyle w:val="BodyText"/>
+      </w:pPr>
+      <w:r>
+        <w:t xml:space="preserve">OLGA: Выставка — это витрина, а мне нужна кухня. Попросите у них досье: техническую документацию, испытания, клинику, сертификат качества, то есть всё, что они дают европейцам. И пусть пришлют до поездки, чтобы я успела всё прочитать.</w:t>
+      </w:r>
+    </w:p>
+    <w:p>
+      <w:pPr>
+        <w:pStyle w:val="BodyText"/>
+      </w:pPr>
+      <w:r>
+        <w:t xml:space="preserve">ALEKSEY: А если они не захотят дать досье?</w:t>
+      </w:r>
+    </w:p>
+    <w:p>
+      <w:pPr>
+        <w:pStyle w:val="BodyText"/>
+      </w:pPr>
+      <w:r>
+        <w:t xml:space="preserve">OLGA: Значит, им нечего дать или они нам не доверяют. Тогда это не наш производитель, и искать будем дальше.</w:t>
+      </w:r>
+    </w:p>
+    <w:p>
+      <w:pPr>
+        <w:pStyle w:val="BodyText"/>
+      </w:pPr>
+      <w:r>
+        <w:t xml:space="preserve">IRINA: А деньги, Ольга Петровна? Вы же не можете уйти совсем без зарплаты.</w:t>
+      </w:r>
+    </w:p>
+    <w:p>
+      <w:pPr>
+        <w:pStyle w:val="BodyText"/>
+      </w:pPr>
+      <w:r>
+        <w:t xml:space="preserve">OLGA: Не могу. Я посчитала, пока вы молчали: полставки год, а остальное долей. И если через год регистрации нет, я возвращаюсь в найм, а доля остаётся у меня. Мне нужно кормить сына.</w:t>
+      </w:r>
+    </w:p>
+    <w:p>
+      <w:pPr>
+        <w:pStyle w:val="BodyText"/>
+      </w:pPr>
+      <w:r>
+        <w:t xml:space="preserve">IRINA: Это справедливо, я это запишу.</w:t>
+      </w:r>
+    </w:p>
+    <w:p>
+      <w:pPr>
+        <w:pStyle w:val="BodyText"/>
+      </w:pPr>
+      <w:r>
+        <w:t xml:space="preserve">OLGA: Запишите. И ещё запишите: я курю на балконе, и это не обсуждается.</w:t>
+      </w:r>
+    </w:p>
+    <w:p>
+      <w:pPr>
+        <w:pStyle w:val="BodyText"/>
+      </w:pPr>
+      <w:r>
+        <w:t xml:space="preserve">ALEKSEY: Балкон будет. Офиса пока нет, но балкон будет обязательно.</w:t>
+      </w:r>
+    </w:p>
+    <w:p>
+      <w:pPr>
+        <w:pStyle w:val="BodyText"/>
+      </w:pPr>
+      <w:r>
+        <w:t xml:space="preserve">OLGA: Хорошо. Тогда мой ответ такой: «может быть». После Кореи будет «да» или «нет».</w:t>
+      </w:r>
+    </w:p>
+    <w:p>
+      <w:pPr>
+        <w:pStyle w:val="BodyText"/>
+      </w:pPr>
+      <w:r>
+        <w:t xml:space="preserve">ALEKSEY: «Может быть» от вас — это уже очень много.</w:t>
+      </w:r>
+    </w:p>
+    <w:p>
+      <w:pPr>
+        <w:pStyle w:val="BodyText"/>
+      </w:pPr>
+      <w:r>
+        <w:t xml:space="preserve">OLGA: «Может быть» от меня — это почти «да». Но никому не говорите, потому что у меня репутация циника.</w:t>
       </w:r>
     </w:p>
     <w:bookmarkEnd w:id="24"/>
@@ -1197,79 +1197,79 @@
         <w:pStyle w:val="FirstParagraph"/>
       </w:pPr>
       <w:r>
-        <w:t xml:space="preserve">IRINA: Все на связи? Ольга Петровна, вы видите таблицу?</w:t>
-      </w:r>
-    </w:p>
-    <w:p>
-      <w:pPr>
-        <w:pStyle w:val="BodyText"/>
-      </w:pPr>
-      <w:r>
-        <w:t xml:space="preserve">OLGA: Вижу. Вкладку «Регистрация» заполнила. Восемнадцать месяцев. Шесть миллионов. И запас на второй круг замечаний.</w:t>
-      </w:r>
-    </w:p>
-    <w:p>
-      <w:pPr>
-        <w:pStyle w:val="BodyText"/>
-      </w:pPr>
-      <w:r>
-        <w:t xml:space="preserve">ALEKSEY: Второй круг? Это что?</w:t>
-      </w:r>
-    </w:p>
-    <w:p>
-      <w:pPr>
-        <w:pStyle w:val="BodyText"/>
-      </w:pPr>
-      <w:r>
-        <w:t xml:space="preserve">OLGA: Эксперт спрашивает, вы отвечаете. На ваши ответы он задаёт новые вопросы. Это второй круг.</w:t>
-      </w:r>
-    </w:p>
-    <w:p>
-      <w:pPr>
-        <w:pStyle w:val="BodyText"/>
-      </w:pPr>
-      <w:r>
-        <w:t xml:space="preserve">IRINA: С новыми цифрами кассовый разрыв — шестнадцать миллионов. Не хватает семи.</w:t>
-      </w:r>
-    </w:p>
-    <w:p>
-      <w:pPr>
-        <w:pStyle w:val="BodyText"/>
-      </w:pPr>
-      <w:r>
-        <w:t xml:space="preserve">ALEKSEY: Семь миллионов. Месяц назад я бы испугался.</w:t>
-      </w:r>
-    </w:p>
-    <w:p>
-      <w:pPr>
-        <w:pStyle w:val="BodyText"/>
-      </w:pPr>
-      <w:r>
-        <w:t xml:space="preserve">OLGA: А сейчас?</w:t>
-      </w:r>
-    </w:p>
-    <w:p>
-      <w:pPr>
-        <w:pStyle w:val="BodyText"/>
-      </w:pPr>
-      <w:r>
-        <w:t xml:space="preserve">ALEKSEY: Сейчас у меня есть таблица, аудитор и регистратор. И отсрочка платежа, которой ещё нет.</w:t>
-      </w:r>
-    </w:p>
-    <w:p>
-      <w:pPr>
-        <w:pStyle w:val="BodyText"/>
-      </w:pPr>
-      <w:r>
-        <w:t xml:space="preserve">OLGA: Оптимист. Белова, вы с ним намучаетесь.</w:t>
-      </w:r>
-    </w:p>
-    <w:p>
-      <w:pPr>
-        <w:pStyle w:val="BodyText"/>
-      </w:pPr>
-      <w:r>
-        <w:t xml:space="preserve">IRINA: Я уже мучаюсь. Он повесил бабушкину картонку криво. Я видела на фото.</w:t>
+        <w:t xml:space="preserve">IRINA: Все на связи? Ольга Петровна, вы видите таблицу на экране?</w:t>
+      </w:r>
+    </w:p>
+    <w:p>
+      <w:pPr>
+        <w:pStyle w:val="BodyText"/>
+      </w:pPr>
+      <w:r>
+        <w:t xml:space="preserve">OLGA: Вижу. Вкладку «Регистрация» я заполнила: восемнадцать месяцев, шесть миллионов и запас на второй круг замечаний.</w:t>
+      </w:r>
+    </w:p>
+    <w:p>
+      <w:pPr>
+        <w:pStyle w:val="BodyText"/>
+      </w:pPr>
+      <w:r>
+        <w:t xml:space="preserve">ALEKSEY: Второй круг замечаний? А это что такое?</w:t>
+      </w:r>
+    </w:p>
+    <w:p>
+      <w:pPr>
+        <w:pStyle w:val="BodyText"/>
+      </w:pPr>
+      <w:r>
+        <w:t xml:space="preserve">OLGA: Эксперт спрашивает, вы отвечаете, а на ваши ответы он задаёт новые вопросы. Это и есть второй круг.</w:t>
+      </w:r>
+    </w:p>
+    <w:p>
+      <w:pPr>
+        <w:pStyle w:val="BodyText"/>
+      </w:pPr>
+      <w:r>
+        <w:t xml:space="preserve">IRINA: С новыми цифрами кассовый разрыв — шестнадцать миллионов, то есть не хватает семи.</w:t>
+      </w:r>
+    </w:p>
+    <w:p>
+      <w:pPr>
+        <w:pStyle w:val="BodyText"/>
+      </w:pPr>
+      <w:r>
+        <w:t xml:space="preserve">ALEKSEY: Семь миллионов. Месяц назад я бы от такой цифры испугался.</w:t>
+      </w:r>
+    </w:p>
+    <w:p>
+      <w:pPr>
+        <w:pStyle w:val="BodyText"/>
+      </w:pPr>
+      <w:r>
+        <w:t xml:space="preserve">OLGA: А сейчас вы что, уже не боитесь?</w:t>
+      </w:r>
+    </w:p>
+    <w:p>
+      <w:pPr>
+        <w:pStyle w:val="BodyText"/>
+      </w:pPr>
+      <w:r>
+        <w:t xml:space="preserve">ALEKSEY: Сейчас у меня есть таблица, аудитор и регистратор. И ещё отсрочка платежа, которой пока нет.</w:t>
+      </w:r>
+    </w:p>
+    <w:p>
+      <w:pPr>
+        <w:pStyle w:val="BodyText"/>
+      </w:pPr>
+      <w:r>
+        <w:t xml:space="preserve">OLGA: Оптимист. Белова, вы с ним намучаетесь, я вам обещаю.</w:t>
+      </w:r>
+    </w:p>
+    <w:p>
+      <w:pPr>
+        <w:pStyle w:val="BodyText"/>
+      </w:pPr>
+      <w:r>
+        <w:t xml:space="preserve">IRINA: Я уже мучаюсь. Он повесил бабушкину картонку криво, я видела на фото.</w:t>
       </w:r>
     </w:p>
     <w:p>
@@ -1285,15 +1285,15 @@
         <w:pStyle w:val="BodyText"/>
       </w:pPr>
       <w:r>
-        <w:t xml:space="preserve">ALEKSEY: Потому что я десять лет видел, что бывает, когда сначала везут, а потом думают. Врачи мне показывали. Не хочу быть таким продавцом. Даже если так быстрее.</w:t>
-      </w:r>
-    </w:p>
-    <w:p>
-      <w:pPr>
-        <w:pStyle w:val="BodyText"/>
-      </w:pPr>
-      <w:r>
-        <w:t xml:space="preserve">OLGA: Хороший ответ. Запомните его. В октябре он вам понадобится.</w:t>
+        <w:t xml:space="preserve">ALEKSEY: Потому что я десять лет видел, что бывает, когда сначала везут, а потом думают. Врачи мне показывали своих пациентов и их ошибки. Я не хочу быть таким продавцом, даже если так быстрее и выгоднее.</w:t>
+      </w:r>
+    </w:p>
+    <w:p>
+      <w:pPr>
+        <w:pStyle w:val="BodyText"/>
+      </w:pPr>
+      <w:r>
+        <w:t xml:space="preserve">OLGA: Хороший ответ, запомните его. В октябре он вам понадобится.</w:t>
       </w:r>
     </w:p>
     <w:p>
@@ -1309,7 +1309,7 @@
         <w:pStyle w:val="BodyText"/>
       </w:pPr>
       <w:r>
-        <w:t xml:space="preserve">OLGA: Бумага всё стерпит, эксперт — нет. Спокойной ночи. Я пошла на балкон.</w:t>
+        <w:t xml:space="preserve">OLGA: Бумага всё стерпит, эксперт — нет. Спокойной ночи, а я пошла на балкон.</w:t>
       </w:r>
     </w:p>
     <w:p>
@@ -2132,7 +2132,7 @@
         <w:t xml:space="preserve">“</w:t>
       </w:r>
       <w:r>
-        <w:t xml:space="preserve">Огромная. Без удостоверения изделие в России не существует. Его нельзя продавать, дарить, показывать врачам на пациентах. Даже бесплатно. Даже один шприц. Нарушителя ждут штраф, конфискация и уголовное дело.</w:t>
+        <w:t xml:space="preserve">Огромная. Без удостоверения изделие в России не существует. Его нельзя продавать, дарить, показывать врачам на пациентах. Даже бесплатно. Даже один шприц. Нарушителя ждут штраф, конфискация и уголовное дело. Поэтому никакие красивые слова тут не помогут.</w:t>
       </w:r>
       <w:r>
         <w:t xml:space="preserve">”</w:t>
@@ -2381,6 +2381,44 @@
           </w:p>
         </w:tc>
       </w:tr>
+      <w:tr>
+        <w:tc>
+          <w:tcPr/>
+          <w:p>
+            <w:pPr>
+              <w:pStyle w:val="Compact"/>
+              <w:jc w:val="left"/>
+            </w:pPr>
+            <w:r>
+              <w:t xml:space="preserve">⑥ 결론</w:t>
+            </w:r>
+          </w:p>
+        </w:tc>
+        <w:tc>
+          <w:tcPr/>
+          <w:p>
+            <w:pPr>
+              <w:pStyle w:val="Compact"/>
+              <w:jc w:val="left"/>
+            </w:pPr>
+            <w:r>
+              <w:t xml:space="preserve">Поэтому никакие… не помогут.</w:t>
+            </w:r>
+          </w:p>
+        </w:tc>
+        <w:tc>
+          <w:tcPr/>
+          <w:p>
+            <w:pPr>
+              <w:pStyle w:val="Compact"/>
+              <w:jc w:val="left"/>
+            </w:pPr>
+            <w:r>
+              <w:t xml:space="preserve">поэтому + никакие…не — 이중 부정으로 단호한 결론</w:t>
+            </w:r>
+          </w:p>
+        </w:tc>
+      </w:tr>
     </w:tbl>
     <w:p>
       <w:pPr>
@@ -2400,7 +2438,7 @@
         <w:t xml:space="preserve">“</w:t>
       </w:r>
       <w:r>
-        <w:t xml:space="preserve">Без X … не существует. Его нельзя…, …, … Даже… Даже… Нарушителя ждут…</w:t>
+        <w:t xml:space="preserve">Без X … не существует. Его нельзя…, …, … Даже… Даже… Нарушителя ждут… Поэтому никакие… не…</w:t>
       </w:r>
       <w:r>
         <w:t xml:space="preserve">”</w:t>
@@ -2419,7 +2457,7 @@
         <w:t xml:space="preserve"> </w:t>
       </w:r>
       <w:r>
-        <w:t xml:space="preserve">без(~없이) · нельзя(~하면 안 된다) · даже(심지어)</w:t>
+        <w:t xml:space="preserve">без(~없이) · нельзя(~하면 안 된다) · даже(심지어) · поэтому(그래서) · никакие…не(어떤 ~도 ~않다)</w:t>
       </w:r>
       <w:r>
         <w:t xml:space="preserve"> </w:t>
@@ -2450,7 +2488,7 @@
         <w:t xml:space="preserve">”</w:t>
       </w:r>
       <w:r>
-        <w:t xml:space="preserve">라는 규칙을 같은 구조로 설명하는 25~30단어 문장 만들기.</w:t>
+        <w:t xml:space="preserve">라는 규칙을 같은 구조로 설명하는 30~50단어 발화 만들기.</w:t>
       </w:r>
     </w:p>
     <w:bookmarkEnd w:id="30"/>
@@ -2977,7 +3015,7 @@
         <w:pStyle w:val="FirstParagraph"/>
       </w:pPr>
       <w:r>
-        <w:t xml:space="preserve">올가: 미로노바예요. 말씀하세요. 2분 드릴게요, 회의가 있어요.</w:t>
+        <w:t xml:space="preserve">올가: 미로노바예요, 말씀하세요. 회의가 있어서 2분 드릴게요.</w:t>
       </w:r>
     </w:p>
     <w:p>
@@ -2993,39 +3031,39 @@
         <w:pStyle w:val="BodyText"/>
       </w:pPr>
       <w:r>
-        <w:t xml:space="preserve">올가: 벨로바. 감사인. 내 실수를 찾아낸 사람. 살아 있어요?</w:t>
-      </w:r>
-    </w:p>
-    <w:p>
-      <w:pPr>
-        <w:pStyle w:val="BodyText"/>
-      </w:pPr>
-      <w:r>
-        <w:t xml:space="preserve">알렉세이: 살아 있어요. 안부 전해 달래요.</w:t>
-      </w:r>
-    </w:p>
-    <w:p>
-      <w:pPr>
-        <w:pStyle w:val="BodyText"/>
-      </w:pPr>
-      <w:r>
-        <w:t xml:space="preserve">올가: 안 전했을 거예요. 그 사람은 안부를 안 전해요. 지적 사항을 전하죠. 용건이 뭐예요?</w:t>
-      </w:r>
-    </w:p>
-    <w:p>
-      <w:pPr>
-        <w:pStyle w:val="BodyText"/>
-      </w:pPr>
-      <w:r>
-        <w:t xml:space="preserve">알렉세이: 한국 필러를 러시아에 등록하고 싶습니다. 그리고 방법을 아는 사람이 필요해요.</w:t>
-      </w:r>
-    </w:p>
-    <w:p>
-      <w:pPr>
-        <w:pStyle w:val="BodyText"/>
-      </w:pPr>
-      <w:r>
-        <w:t xml:space="preserve">올가: 필러. 히알루론산. 의약품이 아니라 의료기기예요. 알고 계세요?</w:t>
+        <w:t xml:space="preserve">올가: 벨로바, 내 실수를 찾아낸 그 감사인. 아직 살아 있어요?</w:t>
+      </w:r>
+    </w:p>
+    <w:p>
+      <w:pPr>
+        <w:pStyle w:val="BodyText"/>
+      </w:pPr>
+      <w:r>
+        <w:t xml:space="preserve">알렉세이: 잘 살아 있어요. 안부 전해 달래요.</w:t>
+      </w:r>
+    </w:p>
+    <w:p>
+      <w:pPr>
+        <w:pStyle w:val="BodyText"/>
+      </w:pPr>
+      <w:r>
+        <w:t xml:space="preserve">올가: 안 전했을 거예요. 그 사람은 안부를 안 전하고 지적 사항을 전하죠. 용건이 뭐예요?</w:t>
+      </w:r>
+    </w:p>
+    <w:p>
+      <w:pPr>
+        <w:pStyle w:val="BodyText"/>
+      </w:pPr>
+      <w:r>
+        <w:t xml:space="preserve">알렉세이: 한국 필러를 러시아에 등록하고 싶은데, 그걸 어떻게 하는지 아는 사람이 필요해요.</w:t>
+      </w:r>
+    </w:p>
+    <w:p>
+      <w:pPr>
+        <w:pStyle w:val="BodyText"/>
+      </w:pPr>
+      <w:r>
+        <w:t xml:space="preserve">올가: 필러는 히알루론산, 그러니까 의약품이 아니라 의료기기예요. 알고 계세요?</w:t>
       </w:r>
     </w:p>
     <w:p>
@@ -3041,55 +3079,55 @@
         <w:pStyle w:val="BodyText"/>
       </w:pPr>
       <w:r>
-        <w:t xml:space="preserve">올가: 난 의약품을 등록해요. 20년. 의료기기는 다른 부서, 다른 규칙이에요.</w:t>
-      </w:r>
-    </w:p>
-    <w:p>
-      <w:pPr>
-        <w:pStyle w:val="BodyText"/>
-      </w:pPr>
-      <w:r>
-        <w:t xml:space="preserve">알렉세이: 하지만 같은 보건감독청이고 같은 심사관들이잖아요.</w:t>
-      </w:r>
-    </w:p>
-    <w:p>
-      <w:pPr>
-        <w:pStyle w:val="BodyText"/>
-      </w:pPr>
-      <w:r>
-        <w:t xml:space="preserve">올가: 같진 않지만 아는 사람들이죠. 좋아요. 30초 동안 흥미가 생겼어요.</w:t>
-      </w:r>
-    </w:p>
-    <w:p>
-      <w:pPr>
-        <w:pStyle w:val="BodyText"/>
-      </w:pPr>
-      <w:r>
-        <w:t xml:space="preserve">알렉세이: 만날 수 있을까요? 오늘? 어디든 가겠습니다.</w:t>
-      </w:r>
-    </w:p>
-    <w:p>
-      <w:pPr>
-        <w:pStyle w:val="BodyText"/>
-      </w:pPr>
-      <w:r>
-        <w:t xml:space="preserve">올가: 파벨레츠카야역 구내식당. 1시. 밥은 20분 먹어요. 그다음 10분 담배 피우고.</w:t>
-      </w:r>
-    </w:p>
-    <w:p>
-      <w:pPr>
-        <w:pStyle w:val="BodyText"/>
-      </w:pPr>
-      <w:r>
-        <w:t xml:space="preserve">알렉세이: 그럼 저한텐 30분이 있네요.</w:t>
-      </w:r>
-    </w:p>
-    <w:p>
-      <w:pPr>
-        <w:pStyle w:val="BodyText"/>
-      </w:pPr>
-      <w:r>
-        <w:t xml:space="preserve">올가: 20분. 담배 피울 땐 모르는 사람과 말 안 해요. 끊을게요.</w:t>
+        <w:t xml:space="preserve">올가: 난 20년째 의약품을 등록해요. 의료기기는 다른 부서, 다른 규칙이에요.</w:t>
+      </w:r>
+    </w:p>
+    <w:p>
+      <w:pPr>
+        <w:pStyle w:val="BodyText"/>
+      </w:pPr>
+      <w:r>
+        <w:t xml:space="preserve">알렉세이: 하지만 같은 보건감독청이고 같은 심사관들 아닌가요?</w:t>
+      </w:r>
+    </w:p>
+    <w:p>
+      <w:pPr>
+        <w:pStyle w:val="BodyText"/>
+      </w:pPr>
+      <w:r>
+        <w:t xml:space="preserve">올가: 같진 않지만 아는 사람들이죠. 좋아요, 30초쯤은 흥미가 생겼어요.</w:t>
+      </w:r>
+    </w:p>
+    <w:p>
+      <w:pPr>
+        <w:pStyle w:val="BodyText"/>
+      </w:pPr>
+      <w:r>
+        <w:t xml:space="preserve">알렉세이: 만날 수 있을까요? 혹시 오늘? 말씀하시는 곳 어디든 가겠습니다.</w:t>
+      </w:r>
+    </w:p>
+    <w:p>
+      <w:pPr>
+        <w:pStyle w:val="BodyText"/>
+      </w:pPr>
+      <w:r>
+        <w:t xml:space="preserve">올가: 파벨레츠카야역 구내식당, 1시. 밥은 20분 먹고, 그다음 10분 담배 피워요.</w:t>
+      </w:r>
+    </w:p>
+    <w:p>
+      <w:pPr>
+        <w:pStyle w:val="BodyText"/>
+      </w:pPr>
+      <w:r>
+        <w:t xml:space="preserve">알렉세이: 그럼 저한텐 얘기할 시간이 30분 있네요.</w:t>
+      </w:r>
+    </w:p>
+    <w:p>
+      <w:pPr>
+        <w:pStyle w:val="BodyText"/>
+      </w:pPr>
+      <w:r>
+        <w:t xml:space="preserve">올가: 20분이에요. 담배 피울 땐 모르는 사람과 말 안 하니까요. 끊을게요.</w:t>
       </w:r>
     </w:p>
     <w:bookmarkEnd w:id="33"/>
@@ -3107,119 +3145,119 @@
         <w:pStyle w:val="FirstParagraph"/>
       </w:pPr>
       <w:r>
-        <w:t xml:space="preserve">계산원: 다음 분! 국, 메인, 콤포트?</w:t>
-      </w:r>
-    </w:p>
-    <w:p>
-      <w:pPr>
-        <w:pStyle w:val="BodyText"/>
-      </w:pPr>
-      <w:r>
-        <w:t xml:space="preserve">올가: 보르시, 커틀릿, 콤포트. 이분도 똑같이. 이분이 계산해요.</w:t>
-      </w:r>
-    </w:p>
-    <w:p>
-      <w:pPr>
-        <w:pStyle w:val="BodyText"/>
-      </w:pPr>
-      <w:r>
-        <w:t xml:space="preserve">알렉세이: 제가 낼게요. 안녕하세요, 올가 페트로브나.</w:t>
-      </w:r>
-    </w:p>
-    <w:p>
-      <w:pPr>
-        <w:pStyle w:val="BodyText"/>
-      </w:pPr>
-      <w:r>
-        <w:t xml:space="preserve">올가: 앉아요. 먹으면서 대답해요. 등록증이 뭐죠?</w:t>
-      </w:r>
-    </w:p>
-    <w:p>
-      <w:pPr>
-        <w:pStyle w:val="BodyText"/>
-      </w:pPr>
-      <w:r>
-        <w:t xml:space="preserve">알렉세이: 러시아에서 제품을 팔아도 된다는 허가요.</w:t>
-      </w:r>
-    </w:p>
-    <w:p>
-      <w:pPr>
-        <w:pStyle w:val="BodyText"/>
-      </w:pPr>
-      <w:r>
-        <w:t xml:space="preserve">올가: 틀렸어요. 국가가 제품을 검증했고 러시아에서 사용해도 된다고 허락하는 서류예요. 파는 건 그다음 당신 일이고요. 등록증은 장사가 아니라 안전에 관한 거예요.</w:t>
-      </w:r>
-    </w:p>
-    <w:p>
-      <w:pPr>
-        <w:pStyle w:val="BodyText"/>
-      </w:pPr>
-      <w:r>
-        <w:t xml:space="preserve">알렉세이: 차이가 커요?</w:t>
-      </w:r>
-    </w:p>
-    <w:p>
-      <w:pPr>
-        <w:pStyle w:val="BodyText"/>
-      </w:pPr>
-      <w:r>
-        <w:t xml:space="preserve">올가: 엄청나죠. 등록증 없는 제품은 러시아에 존재하지 않아요. 팔 수도, 선물할 수도, 의사에게 환자로 시연할 수도 없어요. 무료라도. 주사기 하나라도. 위반하면 벌금, 몰수, 형사 사건이 기다려요.</w:t>
-      </w:r>
-    </w:p>
-    <w:p>
-      <w:pPr>
-        <w:pStyle w:val="BodyText"/>
-      </w:pPr>
-      <w:r>
-        <w:t xml:space="preserve">알렉세이: 알겠습니다. 등록증은 누가 발급해요?</w:t>
-      </w:r>
-    </w:p>
-    <w:p>
-      <w:pPr>
-        <w:pStyle w:val="BodyText"/>
-      </w:pPr>
-      <w:r>
-        <w:t xml:space="preserve">올가: 보건감독청. 심사를 거쳐서. 당신 필러는 위험 등급이 뭐죠?</w:t>
-      </w:r>
-    </w:p>
-    <w:p>
-      <w:pPr>
-        <w:pStyle w:val="BodyText"/>
-      </w:pPr>
-      <w:r>
-        <w:t xml:space="preserve">알렉세이: 모르겠습니다.</w:t>
-      </w:r>
-    </w:p>
-    <w:p>
-      <w:pPr>
-        <w:pStyle w:val="BodyText"/>
-      </w:pPr>
-      <w:r>
-        <w:t xml:space="preserve">올가: 정직하네요. 필러는 몸에 오래 남게 주입하죠. 그러니까 높은 위험 등급, 엄격한 심사예요.</w:t>
-      </w:r>
-    </w:p>
-    <w:p>
-      <w:pPr>
-        <w:pStyle w:val="BodyText"/>
-      </w:pPr>
-      <w:r>
-        <w:t xml:space="preserve">알렉세이: 심사엔 뭐가 필요해요?</w:t>
-      </w:r>
-    </w:p>
-    <w:p>
-      <w:pPr>
-        <w:pStyle w:val="BodyText"/>
-      </w:pPr>
-      <w:r>
-        <w:t xml:space="preserve">올가: 서류 일체(도시에). 제조사 기술 문서, 시험, 임상 데이터, 러시아어 사용설명서, 표시 사항. 제조사가 자기 젤에 대해 아는 모든 것, 그리고 모르는 것까지.</w:t>
-      </w:r>
-    </w:p>
-    <w:p>
-      <w:pPr>
-        <w:pStyle w:val="BodyText"/>
-      </w:pPr>
-      <w:r>
-        <w:t xml:space="preserve">알렉세이: 모르는 걸 어떻게 줘요?</w:t>
+        <w:t xml:space="preserve">계산원: 다음 분! 국, 메인, 콤포트 드릴까요?</w:t>
+      </w:r>
+    </w:p>
+    <w:p>
+      <w:pPr>
+        <w:pStyle w:val="BodyText"/>
+      </w:pPr>
+      <w:r>
+        <w:t xml:space="preserve">올가: 보르시, 커틀릿, 콤포트요. 이분도 똑같이요, 오늘은 이분이 계산해요.</w:t>
+      </w:r>
+    </w:p>
+    <w:p>
+      <w:pPr>
+        <w:pStyle w:val="BodyText"/>
+      </w:pPr>
+      <w:r>
+        <w:t xml:space="preserve">알렉세이: 네, 제가 낼게요. 안녕하세요, 올가 페트로브나, 시간 내 주셔서 감사합니다.</w:t>
+      </w:r>
+    </w:p>
+    <w:p>
+      <w:pPr>
+        <w:pStyle w:val="BodyText"/>
+      </w:pPr>
+      <w:r>
+        <w:t xml:space="preserve">올가: 앉아요, 먹으면서 대답해요. 등록증이 뭐죠?</w:t>
+      </w:r>
+    </w:p>
+    <w:p>
+      <w:pPr>
+        <w:pStyle w:val="BodyText"/>
+      </w:pPr>
+      <w:r>
+        <w:t xml:space="preserve">알렉세이: 제가 알기로는 러시아에서 제품을 팔아도 된다는 허가요.</w:t>
+      </w:r>
+    </w:p>
+    <w:p>
+      <w:pPr>
+        <w:pStyle w:val="BodyText"/>
+      </w:pPr>
+      <w:r>
+        <w:t xml:space="preserve">올가: 틀렸어요. 국가가 제품을 검증했고 러시아에서 사용해도 된다고 허락하는 서류예요. 파는 건 그다음 당신 일이고요. 등록증은 장사가 아니라 안전에 관한 거예요. 첫날부터 이걸 꼭 기억하세요.</w:t>
+      </w:r>
+    </w:p>
+    <w:p>
+      <w:pPr>
+        <w:pStyle w:val="BodyText"/>
+      </w:pPr>
+      <w:r>
+        <w:t xml:space="preserve">알렉세이: 차이가 그렇게 커요? 거의 같은 거라고 생각했는데요.</w:t>
+      </w:r>
+    </w:p>
+    <w:p>
+      <w:pPr>
+        <w:pStyle w:val="BodyText"/>
+      </w:pPr>
+      <w:r>
+        <w:t xml:space="preserve">올가: 엄청나죠. 등록증 없는 제품은 러시아에 존재하지 않아요. 팔 수도, 선물할 수도, 의사에게 환자로 시연할 수도 없어요. 무료라도. 주사기 하나라도. 위반하면 벌금, 몰수, 형사 사건이 기다려요. 그래서 어떤 그럴듯한 말도 여기선 소용없어요.</w:t>
+      </w:r>
+    </w:p>
+    <w:p>
+      <w:pPr>
+        <w:pStyle w:val="BodyText"/>
+      </w:pPr>
+      <w:r>
+        <w:t xml:space="preserve">알렉세이: 알겠습니다. 그럼 등록증은 정확히 누가 발급해요?</w:t>
+      </w:r>
+    </w:p>
+    <w:p>
+      <w:pPr>
+        <w:pStyle w:val="BodyText"/>
+      </w:pPr>
+      <w:r>
+        <w:t xml:space="preserve">올가: 보건감독청이 심사를 거쳐서요. 당신 필러는 위험 등급이 뭐죠?</w:t>
+      </w:r>
+    </w:p>
+    <w:p>
+      <w:pPr>
+        <w:pStyle w:val="BodyText"/>
+      </w:pPr>
+      <w:r>
+        <w:t xml:space="preserve">알렉세이: 솔직히 모르겠습니다, 아직 물어보지 않았어요.</w:t>
+      </w:r>
+    </w:p>
+    <w:p>
+      <w:pPr>
+        <w:pStyle w:val="BodyText"/>
+      </w:pPr>
+      <w:r>
+        <w:t xml:space="preserve">올가: 정직해서 좋네요. 필러는 몸에 오래 남게 주입하니까 위험 등급이 높고 심사도 엄격해요.</w:t>
+      </w:r>
+    </w:p>
+    <w:p>
+      <w:pPr>
+        <w:pStyle w:val="BodyText"/>
+      </w:pPr>
+      <w:r>
+        <w:t xml:space="preserve">알렉세이: 심사를 위해 뭘 준비해야 해요?</w:t>
+      </w:r>
+    </w:p>
+    <w:p>
+      <w:pPr>
+        <w:pStyle w:val="BodyText"/>
+      </w:pPr>
+      <w:r>
+        <w:t xml:space="preserve">올가: 서류 일체(도시에)요. 제조사 기술 문서, 시험, 임상 데이터, 러시아어 사용설명서, 표시 사항. 그러니까 제조사가 자기 젤에 대해 아는 모든 것, 그리고 모르는 것까지요. 미리 많이 알수록 좋아요.</w:t>
+      </w:r>
+    </w:p>
+    <w:p>
+      <w:pPr>
+        <w:pStyle w:val="BodyText"/>
+      </w:pPr>
+      <w:r>
+        <w:t xml:space="preserve">알렉세이: 그런데 자기도 모르는 걸 어떻게 줘요?</w:t>
       </w:r>
     </w:p>
     <w:p>
@@ -3235,119 +3273,119 @@
         <w:pStyle w:val="BodyText"/>
       </w:pPr>
       <w:r>
-        <w:t xml:space="preserve">알렉세이: 도시에는 몇 쪽이나 돼요?</w:t>
-      </w:r>
-    </w:p>
-    <w:p>
-      <w:pPr>
-        <w:pStyle w:val="BodyText"/>
-      </w:pPr>
-      <w:r>
-        <w:t xml:space="preserve">올가: 필러면 수천 쪽. 한 쪽 한 쪽 러시아어로, 서명과 도장까지.</w:t>
-      </w:r>
-    </w:p>
-    <w:p>
-      <w:pPr>
-        <w:pStyle w:val="BodyText"/>
-      </w:pPr>
-      <w:r>
-        <w:t xml:space="preserve">알렉세이: 등록은 얼마나 걸려요?</w:t>
-      </w:r>
-    </w:p>
-    <w:p>
-      <w:pPr>
-        <w:pStyle w:val="BodyText"/>
-      </w:pPr>
-      <w:r>
-        <w:t xml:space="preserve">올가: 모든 게 완벽하면 1년. 완벽한 적은 없어요. 1년 반. 어쩌면 2년.</w:t>
-      </w:r>
-    </w:p>
-    <w:p>
-      <w:pPr>
-        <w:pStyle w:val="BodyText"/>
-      </w:pPr>
-      <w:r>
-        <w:t xml:space="preserve">알렉세이: 비용은요?</w:t>
-      </w:r>
-    </w:p>
-    <w:p>
-      <w:pPr>
-        <w:pStyle w:val="BodyText"/>
-      </w:pPr>
-      <w:r>
-        <w:t xml:space="preserve">올가: 시험, 번역, 수수료, 심사. 500~600만. 내 월급 빼고.</w:t>
-      </w:r>
-    </w:p>
-    <w:p>
-      <w:pPr>
-        <w:pStyle w:val="BodyText"/>
-      </w:pPr>
-      <w:r>
-        <w:t xml:space="preserve">알렉세이: 이리나는 더 적게 계산했는데요.</w:t>
-      </w:r>
-    </w:p>
-    <w:p>
-      <w:pPr>
-        <w:pStyle w:val="BodyText"/>
-      </w:pPr>
-      <w:r>
-        <w:t xml:space="preserve">올가: 이리나는 자기가 아는 돈을 세요. 나는 심사관이 쓰게 만들 돈을 세요: 재시험, 새 번역, 추가 서류, 한 바퀴 더. 그래서 그녀 숫자는 늘 내 숫자보다 작아요.</w:t>
-      </w:r>
-    </w:p>
-    <w:p>
-      <w:pPr>
-        <w:pStyle w:val="BodyText"/>
-      </w:pPr>
-      <w:r>
-        <w:t xml:space="preserve">알렉세이: 더 빨리는 안 돼요? 반년에 해 준다는 회사들도 있던데요.</w:t>
-      </w:r>
-    </w:p>
-    <w:p>
-      <w:pPr>
-        <w:pStyle w:val="BodyText"/>
-      </w:pPr>
-      <w:r>
-        <w:t xml:space="preserve">올가: 있죠. 반년 만에 예쁜 도시에를 써요. 심사관이 지적 사항을 달아 돌려보내요. 반년 뒤 처음부터 다시, 돈도 없이, 심사관 앞에서 평판까지 나빠진 채로.</w:t>
-      </w:r>
-    </w:p>
-    <w:p>
-      <w:pPr>
-        <w:pStyle w:val="BodyText"/>
-      </w:pPr>
-      <w:r>
-        <w:t xml:space="preserve">알렉세이: 그러니까 빠른 길은 없군요.</w:t>
-      </w:r>
-    </w:p>
-    <w:p>
-      <w:pPr>
-        <w:pStyle w:val="BodyText"/>
-      </w:pPr>
-      <w:r>
-        <w:t xml:space="preserve">올가: 빠른 길은 있어요. 엉뚱한 데로 가죠. 커틀릿 마저 드세요, 식어요.</w:t>
-      </w:r>
-    </w:p>
-    <w:p>
-      <w:pPr>
-        <w:pStyle w:val="BodyText"/>
-      </w:pPr>
-      <w:r>
-        <w:t xml:space="preserve">알렉세이: 올가 페트로브나, 그런데 왜 만나 주셨어요?</w:t>
-      </w:r>
-    </w:p>
-    <w:p>
-      <w:pPr>
-        <w:pStyle w:val="BodyText"/>
-      </w:pPr>
-      <w:r>
-        <w:t xml:space="preserve">올가: 「들여오다」가 아니라 「등록하다」라고 했잖아요. 보통은 들여오고 싶은 사람들이 전화해요.</w:t>
-      </w:r>
-    </w:p>
-    <w:p>
-      <w:pPr>
-        <w:pStyle w:val="BodyText"/>
-      </w:pPr>
-      <w:r>
-        <w:t xml:space="preserve">알렉세이: 저는 반대로 하고 싶어요.</w:t>
+        <w:t xml:space="preserve">알렉세이: 도시에는 대략 몇 쪽이나 돼요?</w:t>
+      </w:r>
+    </w:p>
+    <w:p>
+      <w:pPr>
+        <w:pStyle w:val="BodyText"/>
+      </w:pPr>
+      <w:r>
+        <w:t xml:space="preserve">올가: 필러면 수천 쪽이고, 한 쪽 한 쪽 러시아어로, 서명과 도장까지 있어야 해요.</w:t>
+      </w:r>
+    </w:p>
+    <w:p>
+      <w:pPr>
+        <w:pStyle w:val="BodyText"/>
+      </w:pPr>
+      <w:r>
+        <w:t xml:space="preserve">알렉세이: 등록은 보통 얼마나 걸려요?</w:t>
+      </w:r>
+    </w:p>
+    <w:p>
+      <w:pPr>
+        <w:pStyle w:val="BodyText"/>
+      </w:pPr>
+      <w:r>
+        <w:t xml:space="preserve">올가: 모든 게 완벽하면 1년. 그런데 완벽한 적은 없으니 1년 반, 어쩌면 2년이죠.</w:t>
+      </w:r>
+    </w:p>
+    <w:p>
+      <w:pPr>
+        <w:pStyle w:val="BodyText"/>
+      </w:pPr>
+      <w:r>
+        <w:t xml:space="preserve">알렉세이: 그럼 이 모든 게 비용이 얼마나 들어요?</w:t>
+      </w:r>
+    </w:p>
+    <w:p>
+      <w:pPr>
+        <w:pStyle w:val="BodyText"/>
+      </w:pPr>
+      <w:r>
+        <w:t xml:space="preserve">올가: 시험, 번역, 수수료, 심사로 500~600만이에요. 그것도 내 월급 빼고요.</w:t>
+      </w:r>
+    </w:p>
+    <w:p>
+      <w:pPr>
+        <w:pStyle w:val="BodyText"/>
+      </w:pPr>
+      <w:r>
+        <w:t xml:space="preserve">알렉세이: 이상하네요, 이리나는 더 적게 계산했는데요.</w:t>
+      </w:r>
+    </w:p>
+    <w:p>
+      <w:pPr>
+        <w:pStyle w:val="BodyText"/>
+      </w:pPr>
+      <w:r>
+        <w:t xml:space="preserve">올가: 이리나는 자기가 아는 돈을 세요. 나는 심사관이 쓰게 만들 돈을 세요: 재시험, 새 번역, 추가 서류, 한 바퀴 더. 그래서 그녀 숫자는 늘 내 숫자보다 작아요. 그리고 보통 맞는 건 내 쪽이에요.</w:t>
+      </w:r>
+    </w:p>
+    <w:p>
+      <w:pPr>
+        <w:pStyle w:val="BodyText"/>
+      </w:pPr>
+      <w:r>
+        <w:t xml:space="preserve">알렉세이: 더 빨리할 수는 없어요? 반년에 해 준다는 회사들도 있던데요.</w:t>
+      </w:r>
+    </w:p>
+    <w:p>
+      <w:pPr>
+        <w:pStyle w:val="BodyText"/>
+      </w:pPr>
+      <w:r>
+        <w:t xml:space="preserve">올가: 있죠. 반년 만에 예쁜 도시에를 쓰는데, 심사관이 지적 사항을 달아 돌려보내요. 그럼 반년 뒤 처음부터 다시, 돈도 없이, 심사관 앞에서 평판까지 나빠진 채로 시작해요.</w:t>
+      </w:r>
+    </w:p>
+    <w:p>
+      <w:pPr>
+        <w:pStyle w:val="BodyText"/>
+      </w:pPr>
+      <w:r>
+        <w:t xml:space="preserve">알렉세이: 그러니까 빠른 길은 아예 없군요?</w:t>
+      </w:r>
+    </w:p>
+    <w:p>
+      <w:pPr>
+        <w:pStyle w:val="BodyText"/>
+      </w:pPr>
+      <w:r>
+        <w:t xml:space="preserve">올가: 빠른 길은 있지만 엉뚱한 데로 가요. 커틀릿 마저 드세요, 식어요.</w:t>
+      </w:r>
+    </w:p>
+    <w:p>
+      <w:pPr>
+        <w:pStyle w:val="BodyText"/>
+      </w:pPr>
+      <w:r>
+        <w:t xml:space="preserve">알렉세이: 올가 페트로브나, 그런데 애초에 왜 저를 만나 주셨어요?</w:t>
+      </w:r>
+    </w:p>
+    <w:p>
+      <w:pPr>
+        <w:pStyle w:val="BodyText"/>
+      </w:pPr>
+      <w:r>
+        <w:t xml:space="preserve">올가: 「들여오다」가 아니라 「등록하다」라고 했으니까요. 보통 나한테 전화하는 건 들여오고 싶은 사람들이에요.</w:t>
+      </w:r>
+    </w:p>
+    <w:p>
+      <w:pPr>
+        <w:pStyle w:val="BodyText"/>
+      </w:pPr>
+      <w:r>
+        <w:t xml:space="preserve">알렉세이: 저는 바로 그 반대로 하고 싶어요.</w:t>
       </w:r>
     </w:p>
     <w:p>
@@ -3363,23 +3401,23 @@
         <w:pStyle w:val="BodyText"/>
       </w:pPr>
       <w:r>
-        <w:t xml:space="preserve">알렉세이: 제 벽엔 「해를 끼치지 말라」 판지가 걸려 있어요. 할머니 거예요. 펠드셰르셨어요.</w:t>
-      </w:r>
-    </w:p>
-    <w:p>
-      <w:pPr>
-        <w:pStyle w:val="BodyText"/>
-      </w:pPr>
-      <w:r>
-        <w:t xml:space="preserve">올가: 판지는 아무것도 등록 못 해요. 하지만 기억해 둘게요. 20분 지났어요. 발코니로 가요.</w:t>
-      </w:r>
-    </w:p>
-    <w:p>
-      <w:pPr>
-        <w:pStyle w:val="BodyText"/>
-      </w:pPr>
-      <w:r>
-        <w:t xml:space="preserve">알렉세이: 가요. 콤포트는 들고 갈게요.</w:t>
+        <w:t xml:space="preserve">알렉세이: 제 벽엔 할머니가 주신 「해를 끼치지 말라」 판지가 걸려 있어요. 40년 동안 펠드셰르셨어요.</w:t>
+      </w:r>
+    </w:p>
+    <w:p>
+      <w:pPr>
+        <w:pStyle w:val="BodyText"/>
+      </w:pPr>
+      <w:r>
+        <w:t xml:space="preserve">올가: 판지는 아무것도 등록 못 하지만 기억해 둘게요. 20분 지났어요, 발코니로 가요.</w:t>
+      </w:r>
+    </w:p>
+    <w:p>
+      <w:pPr>
+        <w:pStyle w:val="BodyText"/>
+      </w:pPr>
+      <w:r>
+        <w:t xml:space="preserve">알렉세이: 가요. 괜찮으면 콤포트는 들고 갈게요.</w:t>
       </w:r>
     </w:p>
     <w:bookmarkEnd w:id="34"/>
@@ -3397,71 +3435,71 @@
         <w:pStyle w:val="FirstParagraph"/>
       </w:pPr>
       <w:r>
-        <w:t xml:space="preserve">올가: 담배 피울 땐 말 안 한다고 했죠. 그런데 옆에 서서 가만히 있으니 더 신경 쓰이네요.</w:t>
-      </w:r>
-    </w:p>
-    <w:p>
-      <w:pPr>
-        <w:pStyle w:val="BodyText"/>
-      </w:pPr>
-      <w:r>
-        <w:t xml:space="preserve">알렉세이: 선생님에 대해 여쭤봐도 될까요?</w:t>
-      </w:r>
-    </w:p>
-    <w:p>
-      <w:pPr>
-        <w:pStyle w:val="BodyText"/>
-      </w:pPr>
-      <w:r>
-        <w:t xml:space="preserve">올가: 돼요. 다는 대답 안 해요.</w:t>
-      </w:r>
-    </w:p>
-    <w:p>
-      <w:pPr>
-        <w:pStyle w:val="BodyText"/>
-      </w:pPr>
-      <w:r>
-        <w:t xml:space="preserve">알렉세이: 왜 20년을 한 회사에 계셨어요?</w:t>
-      </w:r>
-    </w:p>
-    <w:p>
-      <w:pPr>
-        <w:pStyle w:val="BodyText"/>
-      </w:pPr>
-      <w:r>
-        <w:t xml:space="preserve">올가: 좋은 회사였으니까. 러시아 회사, 40명, 다들 서로 알았어요. 사장이 내 발코니로 와서 상의했죠. 5년 전에 독일 사람들이 샀어요.</w:t>
-      </w:r>
-    </w:p>
-    <w:p>
-      <w:pPr>
-        <w:pStyle w:val="BodyText"/>
-      </w:pPr>
-      <w:r>
-        <w:t xml:space="preserve">알렉세이: 뭐가 바뀌었어요?</w:t>
-      </w:r>
-    </w:p>
-    <w:p>
-      <w:pPr>
-        <w:pStyle w:val="BodyText"/>
-      </w:pPr>
-      <w:r>
-        <w:t xml:space="preserve">올가: 이제 상사가 셋이에요, 둘은 베를린에, 하나는 엑셀 안에. 아무도 안 읽는 보고서를 채워요. 나사못이 됐죠. 예전엔 결정했는데, 이젠 승인받아요. 다른 동사예요.</w:t>
-      </w:r>
-    </w:p>
-    <w:p>
-      <w:pPr>
-        <w:pStyle w:val="BodyText"/>
-      </w:pPr>
-      <w:r>
-        <w:t xml:space="preserve">알렉세이: 돈 많이 받는 나사못이죠.</w:t>
-      </w:r>
-    </w:p>
-    <w:p>
-      <w:pPr>
-        <w:pStyle w:val="BodyText"/>
-      </w:pPr>
-      <w:r>
-        <w:t xml:space="preserve">올가: 돈 많이 받는 나사못. 아들이 대학생이에요. 주택담보대출도 있고. 마흔일곱이고, 위험한 건 싫어요.</w:t>
+        <w:t xml:space="preserve">올가: 담배 피울 땐 말 안 한다고 했죠. 그런데 옆에 서서 가만히 있으니 그게 더 신경 쓰이네요.</w:t>
+      </w:r>
+    </w:p>
+    <w:p>
+      <w:pPr>
+        <w:pStyle w:val="BodyText"/>
+      </w:pPr>
+      <w:r>
+        <w:t xml:space="preserve">알렉세이: 그럼 선생님에 대해 조금 여쭤봐도 될까요?</w:t>
+      </w:r>
+    </w:p>
+    <w:p>
+      <w:pPr>
+        <w:pStyle w:val="BodyText"/>
+      </w:pPr>
+      <w:r>
+        <w:t xml:space="preserve">올가: 돼요. 하지만 다는 대답 안 해요.</w:t>
+      </w:r>
+    </w:p>
+    <w:p>
+      <w:pPr>
+        <w:pStyle w:val="BodyText"/>
+      </w:pPr>
+      <w:r>
+        <w:t xml:space="preserve">알렉세이: 왜 20년을 한 회사에서 일하셨어요?</w:t>
+      </w:r>
+    </w:p>
+    <w:p>
+      <w:pPr>
+        <w:pStyle w:val="BodyText"/>
+      </w:pPr>
+      <w:r>
+        <w:t xml:space="preserve">올가: 좋은 회사였으니까요. 러시아 회사, 40명, 다들 서로 알았어요. 사장이 직접 내 발코니로 와서 상의했고, 아무도 진실을 말하길 두려워하지 않았죠. 그런데 5년 전에 독일 사람들이 샀어요.</w:t>
+      </w:r>
+    </w:p>
+    <w:p>
+      <w:pPr>
+        <w:pStyle w:val="BodyText"/>
+      </w:pPr>
+      <w:r>
+        <w:t xml:space="preserve">알렉세이: 그 뒤로 뭐가 바뀌었어요?</w:t>
+      </w:r>
+    </w:p>
+    <w:p>
+      <w:pPr>
+        <w:pStyle w:val="BodyText"/>
+      </w:pPr>
+      <w:r>
+        <w:t xml:space="preserve">올가: 이제 상사가 셋이에요, 둘은 베를린에, 하나는 엑셀 안에. 아무도 안 읽는 보고서를 채워요. 나사못이 됐죠. 예전엔 결정했는데, 이젠 승인받아요. 다른 동사예요. 그리고 그 두 동사의 차이가 지난 5년 내 인생 전부예요.</w:t>
+      </w:r>
+    </w:p>
+    <w:p>
+      <w:pPr>
+        <w:pStyle w:val="BodyText"/>
+      </w:pPr>
+      <w:r>
+        <w:t xml:space="preserve">알렉세이: 그래도 돈 많이 받는 나사못이죠.</w:t>
+      </w:r>
+    </w:p>
+    <w:p>
+      <w:pPr>
+        <w:pStyle w:val="BodyText"/>
+      </w:pPr>
+      <w:r>
+        <w:t xml:space="preserve">올가: 그래요, 돈 많이 받는 나사못. 아들이 대학생이고 주택담보대출도 있어요. 마흔일곱이고, 위험한 건 싫어요.</w:t>
       </w:r>
     </w:p>
     <w:p>
@@ -3477,39 +3515,39 @@
         <w:pStyle w:val="BodyText"/>
       </w:pPr>
       <w:r>
-        <w:t xml:space="preserve">올가: 벨로바. 그렇지. 당신이 빠질 리가. 이 사람을 보내 놓고 이제 확인하러 왔군요.</w:t>
-      </w:r>
-    </w:p>
-    <w:p>
-      <w:pPr>
-        <w:pStyle w:val="BodyText"/>
-      </w:pPr>
-      <w:r>
-        <w:t xml:space="preserve">이리나: 표를 들고 왔어요. 「등록」 탭이 비어 있어요. 선생님 말고는 채울 사람이 없어요.</w:t>
-      </w:r>
-    </w:p>
-    <w:p>
-      <w:pPr>
-        <w:pStyle w:val="BodyText"/>
-      </w:pPr>
-      <w:r>
-        <w:t xml:space="preserve">올가: 아직도 모든 걸 탭으로 만들어요?</w:t>
-      </w:r>
-    </w:p>
-    <w:p>
-      <w:pPr>
-        <w:pStyle w:val="BodyText"/>
-      </w:pPr>
-      <w:r>
-        <w:t xml:space="preserve">이리나: 전부요. 선생님도요. 「사람들」 탭, 셋째 줄.</w:t>
-      </w:r>
-    </w:p>
-    <w:p>
-      <w:pPr>
-        <w:pStyle w:val="BodyText"/>
-      </w:pPr>
-      <w:r>
-        <w:t xml:space="preserve">올가: 뭐라고 적혀 있는데요?</w:t>
+        <w:t xml:space="preserve">올가: 벨로바, 그렇지. 당신이 빠질 리가 없죠. 이 사람을 보내 놓고 이제 확인하러 왔군요.</w:t>
+      </w:r>
+    </w:p>
+    <w:p>
+      <w:pPr>
+        <w:pStyle w:val="BodyText"/>
+      </w:pPr>
+      <w:r>
+        <w:t xml:space="preserve">이리나: 표를 들고 왔어요. 「등록」 탭이 비어 있는데, 선생님 말고는 채울 사람이 없어요.</w:t>
+      </w:r>
+    </w:p>
+    <w:p>
+      <w:pPr>
+        <w:pStyle w:val="BodyText"/>
+      </w:pPr>
+      <w:r>
+        <w:t xml:space="preserve">올가: 아직도 세상 모든 걸 탭으로 만들어요?</w:t>
+      </w:r>
+    </w:p>
+    <w:p>
+      <w:pPr>
+        <w:pStyle w:val="BodyText"/>
+      </w:pPr>
+      <w:r>
+        <w:t xml:space="preserve">이리나: 전부요, 선생님도요. 「사람들」 탭, 셋째 줄.</w:t>
+      </w:r>
+    </w:p>
+    <w:p>
+      <w:pPr>
+        <w:pStyle w:val="BodyText"/>
+      </w:pPr>
+      <w:r>
+        <w:t xml:space="preserve">올가: 거기 나에 대해 뭐라고 적혀 있는데요?</w:t>
       </w:r>
     </w:p>
     <w:p>
@@ -3525,15 +3563,15 @@
         <w:pStyle w:val="BodyText"/>
       </w:pPr>
       <w:r>
-        <w:t xml:space="preserve">올가: 중요하지 않음. 잘 썼네요. 변했군요, 벨로바. 예전엔 「지적 사항」만 썼는데.</w:t>
-      </w:r>
-    </w:p>
-    <w:p>
-      <w:pPr>
-        <w:pStyle w:val="BodyText"/>
-      </w:pPr>
-      <w:r>
-        <w:t xml:space="preserve">이리나: 저도 나와요. 선생님이 오신다면. 선생님 없인 안 가요.</w:t>
+        <w:t xml:space="preserve">올가: 「중요하지 않음」, 잘 썼네요. 변했군요, 벨로바. 예전엔 「지적 사항」만 썼는데.</w:t>
+      </w:r>
+    </w:p>
+    <w:p>
+      <w:pPr>
+        <w:pStyle w:val="BodyText"/>
+      </w:pPr>
+      <w:r>
+        <w:t xml:space="preserve">이리나: 선생님이 오신다면 저도 감사 일을 그만둬요. 선생님 없인 안 가요.</w:t>
       </w:r>
     </w:p>
     <w:p>
@@ -3549,7 +3587,7 @@
         <w:pStyle w:val="BodyText"/>
       </w:pPr>
       <w:r>
-        <w:t xml:space="preserve">이리나: 냅킨 들고요. 처음엔 냅킨이었어요. 이젠 표예요.</w:t>
+        <w:t xml:space="preserve">이리나: 냅킨 들고요. 처음엔 냅킨이었고, 이젠 표가 됐어요.</w:t>
       </w:r>
     </w:p>
     <w:p>
@@ -3565,23 +3603,23 @@
         <w:pStyle w:val="BodyText"/>
       </w:pPr>
       <w:r>
-        <w:t xml:space="preserve">알렉세이: 들었어요. 사흘 동안 말을 안 하셨다고요.</w:t>
-      </w:r>
-    </w:p>
-    <w:p>
-      <w:pPr>
-        <w:pStyle w:val="BodyText"/>
-      </w:pPr>
-      <w:r>
-        <w:t xml:space="preserve">올가: 사흘. 그러고 나서 이 사람이 날 망신에서 구했다는 걸 알았죠. 심사관이었으면 한 달 뒤, 모두 앞에서 그 실수를 찾았을 거예요. 이 사람은 하루 만에, 조용히 찾았어요.</w:t>
-      </w:r>
-    </w:p>
-    <w:p>
-      <w:pPr>
-        <w:pStyle w:val="BodyText"/>
-      </w:pPr>
-      <w:r>
-        <w:t xml:space="preserve">이리나: 조용히가 아니었어요. 보고서에 적었어요.</w:t>
+        <w:t xml:space="preserve">알렉세이: 들었어요. 감사 후에 사흘 동안 말을 안 하셨다고요.</w:t>
+      </w:r>
+    </w:p>
+    <w:p>
+      <w:pPr>
+        <w:pStyle w:val="BodyText"/>
+      </w:pPr>
+      <w:r>
+        <w:t xml:space="preserve">올가: 사흘. 그러고 나서 이 사람이 날 망신에서 구했다는 걸 알았죠. 심사관이었으면 한 달 뒤 모두 앞에서 그 실수를 찾았을 텐데, 이 사람은 하루 만에 조용히 찾았고, 때가 되기 전엔 아무한테도 말하지 않았어요.</w:t>
+      </w:r>
+    </w:p>
+    <w:p>
+      <w:pPr>
+        <w:pStyle w:val="BodyText"/>
+      </w:pPr>
+      <w:r>
+        <w:t xml:space="preserve">이리나: 조용히가 아니었어요, 보고서에 적었어요.</w:t>
       </w:r>
     </w:p>
     <w:p>
@@ -3597,39 +3635,39 @@
         <w:pStyle w:val="BodyText"/>
       </w:pPr>
       <w:r>
-        <w:t xml:space="preserve">알렉세이: 올가 페트로브나, 「예」나 「아니요」가 필요해요.</w:t>
-      </w:r>
-    </w:p>
-    <w:p>
-      <w:pPr>
-        <w:pStyle w:val="BodyText"/>
-      </w:pPr>
-      <w:r>
-        <w:t xml:space="preserve">올가: 재촉하지 마세요. 서두르시네요. 얼굴에 쓰여 있어요. 심사관은 서두르는 사람을 싫어해요.</w:t>
-      </w:r>
-    </w:p>
-    <w:p>
-      <w:pPr>
-        <w:pStyle w:val="BodyText"/>
-      </w:pPr>
-      <w:r>
-        <w:t xml:space="preserve">알렉세이: 할머니도 똑같이 말씀하세요.</w:t>
-      </w:r>
-    </w:p>
-    <w:p>
-      <w:pPr>
-        <w:pStyle w:val="BodyText"/>
-      </w:pPr>
-      <w:r>
-        <w:t xml:space="preserve">올가: 또 할머니. 좋아요. 회의실로 가요. 거긴 금연이라 내가 성질이 나겠지만, 정직할 거예요.</w:t>
-      </w:r>
-    </w:p>
-    <w:p>
-      <w:pPr>
-        <w:pStyle w:val="BodyText"/>
-      </w:pPr>
-      <w:r>
-        <w:t xml:space="preserve">알렉세이: 성질은 나도 정직하게. 저한텐 맞아요.</w:t>
+        <w:t xml:space="preserve">알렉세이: 올가 페트로브나, 「예」나 「아니요」가 필요해요, 가능하면 오늘이요.</w:t>
+      </w:r>
+    </w:p>
+    <w:p>
+      <w:pPr>
+        <w:pStyle w:val="BodyText"/>
+      </w:pPr>
+      <w:r>
+        <w:t xml:space="preserve">올가: 재촉하지 마세요. 서두르시네요, 얼굴에 쓰여 있어요. 심사관은 서두르는 사람을 싫어해요.</w:t>
+      </w:r>
+    </w:p>
+    <w:p>
+      <w:pPr>
+        <w:pStyle w:val="BodyText"/>
+      </w:pPr>
+      <w:r>
+        <w:t xml:space="preserve">알렉세이: 할머니도 똑같이 말씀하세요, 거의 토씨 하나 안 틀리고요.</w:t>
+      </w:r>
+    </w:p>
+    <w:p>
+      <w:pPr>
+        <w:pStyle w:val="BodyText"/>
+      </w:pPr>
+      <w:r>
+        <w:t xml:space="preserve">올가: 또 할머니. 좋아요, 회의실로 가요. 거긴 금연이라 내가 성질이 나겠지만, 정직할 거예요.</w:t>
+      </w:r>
+    </w:p>
+    <w:p>
+      <w:pPr>
+        <w:pStyle w:val="BodyText"/>
+      </w:pPr>
+      <w:r>
+        <w:t xml:space="preserve">알렉세이: 성질은 나도 정직하게, 저한텐 그게 맞아요.</w:t>
       </w:r>
     </w:p>
     <w:bookmarkEnd w:id="35"/>
@@ -3647,31 +3685,31 @@
         <w:pStyle w:val="FirstParagraph"/>
       </w:pPr>
       <w:r>
-        <w:t xml:space="preserve">올가: 잘 들어요. 조건 셋. 하나라도 못 받아들이면 콤포트 마저 마시고 헤어져요.</w:t>
-      </w:r>
-    </w:p>
-    <w:p>
-      <w:pPr>
-        <w:pStyle w:val="BodyText"/>
-      </w:pPr>
-      <w:r>
-        <w:t xml:space="preserve">알렉세이: 듣고 있습니다.</w:t>
-      </w:r>
-    </w:p>
-    <w:p>
-      <w:pPr>
-        <w:pStyle w:val="BodyText"/>
-      </w:pPr>
-      <w:r>
-        <w:t xml:space="preserve">올가: 첫째. 등록증 전엔 단 한 건도 판매 금지. 의사에게 「시험용」 주사기 하나도, 「사전 판매」 하나도, 「아는 미용실」 하나도. 하나도. 의사 친구에게도. 엄마에게도.</w:t>
-      </w:r>
-    </w:p>
-    <w:p>
-      <w:pPr>
-        <w:pStyle w:val="BodyText"/>
-      </w:pPr>
-      <w:r>
-        <w:t xml:space="preserve">알렉세이: 받아들입니다. 제 규칙이기도 해요.</w:t>
+        <w:t xml:space="preserve">올가: 잘 들어요, 조건이 셋 있어요. 하나라도 못 받아들이면 콤포트 마저 마시고 헤어져요.</w:t>
+      </w:r>
+    </w:p>
+    <w:p>
+      <w:pPr>
+        <w:pStyle w:val="BodyText"/>
+      </w:pPr>
+      <w:r>
+        <w:t xml:space="preserve">알렉세이: 아주 잘 듣고 있습니다.</w:t>
+      </w:r>
+    </w:p>
+    <w:p>
+      <w:pPr>
+        <w:pStyle w:val="BodyText"/>
+      </w:pPr>
+      <w:r>
+        <w:t xml:space="preserve">올가: 첫째: 등록증 전엔 단 한 건도 판매 금지. 의사에게 「시험용」 주사기 하나도, 「사전 판매」 하나도, 「아는 미용실」 하나도. 하나도. 의사 친구에게도. 엄마에게도. 그게 없으면 회사가 못 버틸 것 같아 보여도요.</w:t>
+      </w:r>
+    </w:p>
+    <w:p>
+      <w:pPr>
+        <w:pStyle w:val="BodyText"/>
+      </w:pPr>
+      <w:r>
+        <w:t xml:space="preserve">알렉세이: 받아들입니다, 제 규칙이기도 하니까요.</w:t>
       </w:r>
     </w:p>
     <w:p>
@@ -3687,39 +3725,39 @@
         <w:pStyle w:val="BodyText"/>
       </w:pPr>
       <w:r>
-        <w:t xml:space="preserve">이리나: 10월에 제가 상기시켜 드릴게요. 탭을 만들 거예요.</w:t>
-      </w:r>
-    </w:p>
-    <w:p>
-      <w:pPr>
-        <w:pStyle w:val="BodyText"/>
-      </w:pPr>
-      <w:r>
-        <w:t xml:space="preserve">올가: 10월 탭. 벨로바, 구제 불능이군요.</w:t>
-      </w:r>
-    </w:p>
-    <w:p>
-      <w:pPr>
-        <w:pStyle w:val="BodyText"/>
-      </w:pPr>
-      <w:r>
-        <w:t xml:space="preserve">이리나: 구제 불능이죠. 제 최고의 장점이에요.</w:t>
-      </w:r>
-    </w:p>
-    <w:p>
-      <w:pPr>
-        <w:pStyle w:val="BodyText"/>
-      </w:pPr>
-      <w:r>
-        <w:t xml:space="preserve">올가: 둘째. 등록 경로와 일정은 내가 정해요. 영업도, 투자자도, 당신도 아니고. 내가 「한 달 더」라고 하면 한 달 더예요. 당신이 소리를 질러도.</w:t>
-      </w:r>
-    </w:p>
-    <w:p>
-      <w:pPr>
-        <w:pStyle w:val="BodyText"/>
-      </w:pPr>
-      <w:r>
-        <w:t xml:space="preserve">알렉세이: 그 한 달이 회사를 잃게 만든다면요?</w:t>
+        <w:t xml:space="preserve">이리나: 10월에 제가 상기시켜 드릴게요, 그걸 위한 탭을 따로 만들 거예요.</w:t>
+      </w:r>
+    </w:p>
+    <w:p>
+      <w:pPr>
+        <w:pStyle w:val="BodyText"/>
+      </w:pPr>
+      <w:r>
+        <w:t xml:space="preserve">올가: 10월 탭이라. 벨로바, 정말 구제 불능이군요.</w:t>
+      </w:r>
+    </w:p>
+    <w:p>
+      <w:pPr>
+        <w:pStyle w:val="BodyText"/>
+      </w:pPr>
+      <w:r>
+        <w:t xml:space="preserve">이리나: 구제 불능이죠, 그게 제 최고의 장점이에요.</w:t>
+      </w:r>
+    </w:p>
+    <w:p>
+      <w:pPr>
+        <w:pStyle w:val="BodyText"/>
+      </w:pPr>
+      <w:r>
+        <w:t xml:space="preserve">올가: 둘째: 등록 경로와 일정은 내가 정해요. 영업도, 투자자도, 당신도 아니고요. 내가 「한 달 더」라고 하면 한 달 더예요, 당신이 소리를 질러도. 등록은 서두르는 걸 싫어해요.</w:t>
+      </w:r>
+    </w:p>
+    <w:p>
+      <w:pPr>
+        <w:pStyle w:val="BodyText"/>
+      </w:pPr>
+      <w:r>
+        <w:t xml:space="preserve">알렉세이: 그 한 달 때문에 회사를 잃게 된다면요?</w:t>
       </w:r>
     </w:p>
     <w:p>
@@ -3735,111 +3773,111 @@
         <w:pStyle w:val="BodyText"/>
       </w:pPr>
       <w:r>
-        <w:t xml:space="preserve">알렉세이: 받아들입니다. 셋째는요?</w:t>
-      </w:r>
-    </w:p>
-    <w:p>
-      <w:pPr>
-        <w:pStyle w:val="BodyText"/>
-      </w:pPr>
-      <w:r>
-        <w:t xml:space="preserve">올가: 셋째. 제조사를 보기 전엔 「예」라고 안 해요. 한국에 가요?</w:t>
-      </w:r>
-    </w:p>
-    <w:p>
-      <w:pPr>
-        <w:pStyle w:val="BodyText"/>
-      </w:pPr>
-      <w:r>
-        <w:t xml:space="preserve">알렉세이: 4월에요. 서울 박람회요.</w:t>
-      </w:r>
-    </w:p>
-    <w:p>
-      <w:pPr>
-        <w:pStyle w:val="BodyText"/>
-      </w:pPr>
-      <w:r>
-        <w:t xml:space="preserve">올가: 박람회는 진열장이에요. 난 부엌이 필요해요. 도시에를 요청하세요: 기술 문서, 시험, 임상, 품질 인증서. 유럽 사람들에게 주는 건 전부. 그리고 출장 전에 보내 달라고 해요, 내가 읽을 수 있게.</w:t>
-      </w:r>
-    </w:p>
-    <w:p>
-      <w:pPr>
-        <w:pStyle w:val="BodyText"/>
-      </w:pPr>
-      <w:r>
-        <w:t xml:space="preserve">알렉세이: 안 주면요?</w:t>
-      </w:r>
-    </w:p>
-    <w:p>
-      <w:pPr>
-        <w:pStyle w:val="BodyText"/>
-      </w:pPr>
-      <w:r>
-        <w:t xml:space="preserve">올가: 그럼 줄 게 없거나 우리를 안 믿는 거죠. 그럼 우리 제조사가 아니에요.</w:t>
-      </w:r>
-    </w:p>
-    <w:p>
-      <w:pPr>
-        <w:pStyle w:val="BodyText"/>
-      </w:pPr>
-      <w:r>
-        <w:t xml:space="preserve">이리나: 그런데 돈은요, 올가 페트로브나? 월급 없이 나오실 순 없잖아요.</w:t>
-      </w:r>
-    </w:p>
-    <w:p>
-      <w:pPr>
-        <w:pStyle w:val="BodyText"/>
-      </w:pPr>
-      <w:r>
-        <w:t xml:space="preserve">올가: 없죠. 당신들이 조용할 때 계산했어요. 1년간 반일 급여, 나머지는 지분으로. 1년 안에 등록이 안 되면 난 다시 회사에 취직하고, 지분은 남겨 둬요. 아들을 먹여 살려야 해요.</w:t>
-      </w:r>
-    </w:p>
-    <w:p>
-      <w:pPr>
-        <w:pStyle w:val="BodyText"/>
-      </w:pPr>
-      <w:r>
-        <w:t xml:space="preserve">이리나: 공정하네요. 적어 둘게요.</w:t>
-      </w:r>
-    </w:p>
-    <w:p>
-      <w:pPr>
-        <w:pStyle w:val="BodyText"/>
-      </w:pPr>
-      <w:r>
-        <w:t xml:space="preserve">올가: 적어요. 그리고 이것도 적어요: 난 발코니에서 담배 피워요. 협상 불가.</w:t>
-      </w:r>
-    </w:p>
-    <w:p>
-      <w:pPr>
-        <w:pStyle w:val="BodyText"/>
-      </w:pPr>
-      <w:r>
-        <w:t xml:space="preserve">알렉세이: 발코니는 생길 거예요. 아직 사무실은 없지만 발코니는 생겨요.</w:t>
-      </w:r>
-    </w:p>
-    <w:p>
-      <w:pPr>
-        <w:pStyle w:val="BodyText"/>
-      </w:pPr>
-      <w:r>
-        <w:t xml:space="preserve">올가: 좋아요. 그럼 답은: 「어쩌면」. 한국 다녀오면 「예」나 「아니요」.</w:t>
-      </w:r>
-    </w:p>
-    <w:p>
-      <w:pPr>
-        <w:pStyle w:val="BodyText"/>
-      </w:pPr>
-      <w:r>
-        <w:t xml:space="preserve">알렉세이: 선생님의 「어쩌면」이면 이미 많은 거네요.</w:t>
-      </w:r>
-    </w:p>
-    <w:p>
-      <w:pPr>
-        <w:pStyle w:val="BodyText"/>
-      </w:pPr>
-      <w:r>
-        <w:t xml:space="preserve">올가: 내 「어쩌면」은 거의 「예」예요. 하지만 아무한테도 말하지 마요. 난 냉소적이라는 평판이 있어요.</w:t>
+        <w:t xml:space="preserve">알렉세이: 받아들입니다. 셋째 조건은 뭐예요?</w:t>
+      </w:r>
+    </w:p>
+    <w:p>
+      <w:pPr>
+        <w:pStyle w:val="BodyText"/>
+      </w:pPr>
+      <w:r>
+        <w:t xml:space="preserve">올가: 셋째: 제조사를 보기 전엔 「예」라고 안 해요. 한국에 가요?</w:t>
+      </w:r>
+    </w:p>
+    <w:p>
+      <w:pPr>
+        <w:pStyle w:val="BodyText"/>
+      </w:pPr>
+      <w:r>
+        <w:t xml:space="preserve">알렉세이: 네, 4월에요. 서울에서 박람회가 있어요.</w:t>
+      </w:r>
+    </w:p>
+    <w:p>
+      <w:pPr>
+        <w:pStyle w:val="BodyText"/>
+      </w:pPr>
+      <w:r>
+        <w:t xml:space="preserve">올가: 박람회는 진열장이고, 난 부엌이 필요해요. 도시에를 요청하세요: 기술 문서, 시험, 임상, 품질 인증서, 그러니까 유럽 사람들에게 주는 건 전부요. 그리고 출장 전에 보내 달라고 해요, 내가 다 읽을 수 있게.</w:t>
+      </w:r>
+    </w:p>
+    <w:p>
+      <w:pPr>
+        <w:pStyle w:val="BodyText"/>
+      </w:pPr>
+      <w:r>
+        <w:t xml:space="preserve">알렉세이: 도시에를 안 주려고 하면요?</w:t>
+      </w:r>
+    </w:p>
+    <w:p>
+      <w:pPr>
+        <w:pStyle w:val="BodyText"/>
+      </w:pPr>
+      <w:r>
+        <w:t xml:space="preserve">올가: 그럼 줄 게 없거나 우리를 안 믿는 거죠. 그럼 우리 제조사가 아니고, 계속 찾으면 돼요.</w:t>
+      </w:r>
+    </w:p>
+    <w:p>
+      <w:pPr>
+        <w:pStyle w:val="BodyText"/>
+      </w:pPr>
+      <w:r>
+        <w:t xml:space="preserve">이리나: 그런데 돈은요, 올가 페트로브나? 월급 없이 그냥 나오실 순 없잖아요.</w:t>
+      </w:r>
+    </w:p>
+    <w:p>
+      <w:pPr>
+        <w:pStyle w:val="BodyText"/>
+      </w:pPr>
+      <w:r>
+        <w:t xml:space="preserve">올가: 없죠. 당신들이 조용할 때 계산했어요: 1년간 반일 급여, 나머지는 지분으로. 1년 안에 등록이 안 되면 난 다시 회사에 취직하고, 지분은 내가 가져요. 아들을 먹여 살려야 하니까요.</w:t>
+      </w:r>
+    </w:p>
+    <w:p>
+      <w:pPr>
+        <w:pStyle w:val="BodyText"/>
+      </w:pPr>
+      <w:r>
+        <w:t xml:space="preserve">이리나: 공정하네요, 적어 둘게요.</w:t>
+      </w:r>
+    </w:p>
+    <w:p>
+      <w:pPr>
+        <w:pStyle w:val="BodyText"/>
+      </w:pPr>
+      <w:r>
+        <w:t xml:space="preserve">올가: 적어요. 그리고 이것도 적어요: 난 발코니에서 담배 피워요, 협상 불가.</w:t>
+      </w:r>
+    </w:p>
+    <w:p>
+      <w:pPr>
+        <w:pStyle w:val="BodyText"/>
+      </w:pPr>
+      <w:r>
+        <w:t xml:space="preserve">알렉세이: 발코니는 생길 거예요. 아직 사무실은 없지만 발코니는 꼭 생겨요.</w:t>
+      </w:r>
+    </w:p>
+    <w:p>
+      <w:pPr>
+        <w:pStyle w:val="BodyText"/>
+      </w:pPr>
+      <w:r>
+        <w:t xml:space="preserve">올가: 좋아요. 그럼 내 답은 「어쩌면」이에요. 한국 다녀오면 「예」나 「아니요」.</w:t>
+      </w:r>
+    </w:p>
+    <w:p>
+      <w:pPr>
+        <w:pStyle w:val="BodyText"/>
+      </w:pPr>
+      <w:r>
+        <w:t xml:space="preserve">알렉세이: 선생님의 「어쩌면」이면 이미 아주 많은 거네요.</w:t>
+      </w:r>
+    </w:p>
+    <w:p>
+      <w:pPr>
+        <w:pStyle w:val="BodyText"/>
+      </w:pPr>
+      <w:r>
+        <w:t xml:space="preserve">올가: 내 「어쩌면」은 거의 「예」예요. 하지만 아무한테도 말하지 마요, 난 냉소적이라는 평판이 있으니까.</w:t>
       </w:r>
     </w:p>
     <w:bookmarkEnd w:id="36"/>
@@ -3857,55 +3895,55 @@
         <w:pStyle w:val="FirstParagraph"/>
       </w:pPr>
       <w:r>
-        <w:t xml:space="preserve">이리나: 다 연결됐어요? 올가 페트로브나, 표 보이세요?</w:t>
-      </w:r>
-    </w:p>
-    <w:p>
-      <w:pPr>
-        <w:pStyle w:val="BodyText"/>
-      </w:pPr>
-      <w:r>
-        <w:t xml:space="preserve">올가: 보여요. 「등록」 탭 채웠어요. 18개월. 600만. 그리고 두 번째 지적 회차 대비 여유분.</w:t>
-      </w:r>
-    </w:p>
-    <w:p>
-      <w:pPr>
-        <w:pStyle w:val="BodyText"/>
-      </w:pPr>
-      <w:r>
-        <w:t xml:space="preserve">알렉세이: 두 번째 회차요? 그게 뭐예요?</w:t>
-      </w:r>
-    </w:p>
-    <w:p>
-      <w:pPr>
-        <w:pStyle w:val="BodyText"/>
-      </w:pPr>
-      <w:r>
-        <w:t xml:space="preserve">올가: 심사관이 묻고, 당신이 답해요. 그 답에 대해 심사관이 새 질문을 해요. 그게 두 번째 회차.</w:t>
-      </w:r>
-    </w:p>
-    <w:p>
-      <w:pPr>
-        <w:pStyle w:val="BodyText"/>
-      </w:pPr>
-      <w:r>
-        <w:t xml:space="preserve">이리나: 새 숫자로 현금 공백은 1,600만이에요. 700만 모자라요.</w:t>
-      </w:r>
-    </w:p>
-    <w:p>
-      <w:pPr>
-        <w:pStyle w:val="BodyText"/>
-      </w:pPr>
-      <w:r>
-        <w:t xml:space="preserve">알렉세이: 700만. 한 달 전 같으면 겁먹었을 거예요.</w:t>
-      </w:r>
-    </w:p>
-    <w:p>
-      <w:pPr>
-        <w:pStyle w:val="BodyText"/>
-      </w:pPr>
-      <w:r>
-        <w:t xml:space="preserve">올가: 지금은요?</w:t>
+        <w:t xml:space="preserve">이리나: 다 연결됐어요? 올가 페트로브나, 화면에 표 보이세요?</w:t>
+      </w:r>
+    </w:p>
+    <w:p>
+      <w:pPr>
+        <w:pStyle w:val="BodyText"/>
+      </w:pPr>
+      <w:r>
+        <w:t xml:space="preserve">올가: 보여요. 「등록」 탭 채웠어요: 18개월, 600만, 그리고 두 번째 지적 회차 대비 여유분.</w:t>
+      </w:r>
+    </w:p>
+    <w:p>
+      <w:pPr>
+        <w:pStyle w:val="BodyText"/>
+      </w:pPr>
+      <w:r>
+        <w:t xml:space="preserve">알렉세이: 두 번째 지적 회차요? 그게 뭐예요?</w:t>
+      </w:r>
+    </w:p>
+    <w:p>
+      <w:pPr>
+        <w:pStyle w:val="BodyText"/>
+      </w:pPr>
+      <w:r>
+        <w:t xml:space="preserve">올가: 심사관이 묻고 당신이 답하면, 그 답에 대해 심사관이 새 질문을 해요. 그게 바로 두 번째 회차예요.</w:t>
+      </w:r>
+    </w:p>
+    <w:p>
+      <w:pPr>
+        <w:pStyle w:val="BodyText"/>
+      </w:pPr>
+      <w:r>
+        <w:t xml:space="preserve">이리나: 새 숫자로 현금 공백은 1,600만이에요, 그러니까 700만이 모자라요.</w:t>
+      </w:r>
+    </w:p>
+    <w:p>
+      <w:pPr>
+        <w:pStyle w:val="BodyText"/>
+      </w:pPr>
+      <w:r>
+        <w:t xml:space="preserve">알렉세이: 700만. 한 달 전 같으면 그런 숫자에 겁먹었을 거예요.</w:t>
+      </w:r>
+    </w:p>
+    <w:p>
+      <w:pPr>
+        <w:pStyle w:val="BodyText"/>
+      </w:pPr>
+      <w:r>
+        <w:t xml:space="preserve">올가: 그럼 지금은 겁 안 나요?</w:t>
       </w:r>
     </w:p>
     <w:p>
@@ -3921,15 +3959,15 @@
         <w:pStyle w:val="BodyText"/>
       </w:pPr>
       <w:r>
-        <w:t xml:space="preserve">올가: 낙관주의자. 벨로바, 이 사람 때문에 고생하겠네.</w:t>
-      </w:r>
-    </w:p>
-    <w:p>
-      <w:pPr>
-        <w:pStyle w:val="BodyText"/>
-      </w:pPr>
-      <w:r>
-        <w:t xml:space="preserve">이리나: 벌써 고생해요. 할머니 판지를 비뚤게 걸었어요. 사진으로 봤어요.</w:t>
+        <w:t xml:space="preserve">올가: 낙관주의자. 벨로바, 이 사람 때문에 고생하겠네, 장담해요.</w:t>
+      </w:r>
+    </w:p>
+    <w:p>
+      <w:pPr>
+        <w:pStyle w:val="BodyText"/>
+      </w:pPr>
+      <w:r>
+        <w:t xml:space="preserve">이리나: 벌써 고생해요. 할머니 판지를 비뚤게 걸었어요, 사진으로 봤어요.</w:t>
       </w:r>
     </w:p>
     <w:p>
@@ -3945,15 +3983,15 @@
         <w:pStyle w:val="BodyText"/>
       </w:pPr>
       <w:r>
-        <w:t xml:space="preserve">알렉세이: 10년 동안 먼저 들여오고 나중에 생각하면 어떻게 되는지 봤으니까요. 의사들이 보여 줬어요. 그런 판매자는 되기 싫어요. 그게 더 빠르다 해도요.</w:t>
-      </w:r>
-    </w:p>
-    <w:p>
-      <w:pPr>
-        <w:pStyle w:val="BodyText"/>
-      </w:pPr>
-      <w:r>
-        <w:t xml:space="preserve">올가: 좋은 답이에요. 기억해 둬요. 10월에 필요할 거예요.</w:t>
+        <w:t xml:space="preserve">알렉세이: 10년 동안 먼저 들여오고 나중에 생각하면 어떻게 되는지 봤으니까요. 의사들이 자기 환자들과 그 실수들을 보여 줬어요. 그게 더 빠르고 이익이 크다 해도 그런 판매자는 되기 싫어요.</w:t>
+      </w:r>
+    </w:p>
+    <w:p>
+      <w:pPr>
+        <w:pStyle w:val="BodyText"/>
+      </w:pPr>
+      <w:r>
+        <w:t xml:space="preserve">올가: 좋은 답이에요, 기억해 둬요. 10월에 필요할 거예요.</w:t>
       </w:r>
     </w:p>
     <w:p>
@@ -3969,7 +4007,7 @@
         <w:pStyle w:val="BodyText"/>
       </w:pPr>
       <w:r>
-        <w:t xml:space="preserve">올가: 종이는 다 참지만, 심사관은 안 참아요. 잘 자요. 난 발코니 가요.</w:t>
+        <w:t xml:space="preserve">올가: 종이는 다 참지만, 심사관은 안 참아요. 잘 자요, 난 발코니 가요.</w:t>
       </w:r>
     </w:p>
     <w:bookmarkEnd w:id="37"/>
